--- a/docs/react-native.docx
+++ b/docs/react-native.docx
@@ -44,7 +44,7 @@
           <w:sz w:val="36"/>
           <w:szCs w:val="36"/>
         </w:rPr>
-        <w:t xml:space="preserve">SOP — Coding (Next.js / React Native)</w:t>
+        <w:t xml:space="preserve">SOP — Coding (React Native)</w:t>
       </w:r>
     </w:p>
     <w:p>
@@ -59,7 +59,7 @@
           <w:sz w:val="20"/>
           <w:szCs w:val="20"/>
         </w:rPr>
-        <w:t xml:space="preserve">Stack-Specific Standards  |  Extends Universal SOP (02a)</w:t>
+        <w:t xml:space="preserve">Stack-Specific Standards  |  Extends Universal SOP (01)</w:t>
       </w:r>
     </w:p>
     <w:p>
@@ -77,6 +77,21 @@
           <w:szCs w:val="18"/>
         </w:rPr>
         <w:t xml:space="preserve">Applies to all Technyx projects  |  Mandatory for all engineers  |  Confidential</w:t>
+      </w:r>
+    </w:p>
+    <w:p>
+      <w:pPr>
+        <w:spacing w:before="80" w:after="0"/>
+        <w:jc w:val="center"/>
+      </w:pPr>
+      <w:r>
+        <w:rPr>
+          <w:rFonts w:ascii="Arial" w:cs="Arial" w:eastAsia="Arial" w:hAnsi="Arial"/>
+          <w:color w:val="AAAAAA"/>
+          <w:sz w:val="16"/>
+          <w:szCs w:val="16"/>
+        </w:rPr>
+        <w:t xml:space="preserve">v1.0  |  March 2026</w:t>
       </w:r>
     </w:p>
     <w:p>
@@ -126,7 +141,7 @@
                 <w:sz w:val="18"/>
                 <w:szCs w:val="18"/>
               </w:rPr>
-              <w:t xml:space="preserve">This document is additive. All rules in 02a_SOP_Coding_Universal_Technyx.docx apply in full. This document adds Next.js and React Native-specific conventions on top.</w:t>
+              <w:t xml:space="preserve">This document is additive. All rules in 01_SOP_Coding_Universal_Technyx.docx apply in full. This document adds React Native-specific conventions on top.</w:t>
             </w:r>
           </w:p>
         </w:tc>
@@ -173,9 +188,9 @@
         </w:tblBorders>
       </w:tblPr>
       <w:tblGrid>
-        <w:gridCol w:w="2800"/>
-        <w:gridCol w:w="3000"/>
-        <w:gridCol w:w="3560"/>
+        <w:gridCol w:w="2400"/>
+        <w:gridCol w:w="3200"/>
+        <w:gridCol w:w="3760"/>
       </w:tblGrid>
       <w:tr>
         <w:trPr>
@@ -183,7 +198,7 @@
         </w:trPr>
         <w:tc>
           <w:tcPr>
-            <w:tcW w:type="dxa" w:w="2800"/>
+            <w:tcW w:type="dxa" w:w="2400"/>
             <w:tcBorders>
               <w:top w:val="single" w:color="CCCCCC" w:sz="1"/>
               <w:left w:val="single" w:color="CCCCCC" w:sz="1"/>
@@ -214,7 +229,7 @@
         </w:tc>
         <w:tc>
           <w:tcPr>
-            <w:tcW w:type="dxa" w:w="3000"/>
+            <w:tcW w:type="dxa" w:w="3200"/>
             <w:tcBorders>
               <w:top w:val="single" w:color="CCCCCC" w:sz="1"/>
               <w:left w:val="single" w:color="CCCCCC" w:sz="1"/>
@@ -245,7 +260,7 @@
         </w:tc>
         <w:tc>
           <w:tcPr>
-            <w:tcW w:type="dxa" w:w="3560"/>
+            <w:tcW w:type="dxa" w:w="3760"/>
             <w:tcBorders>
               <w:top w:val="single" w:color="CCCCCC" w:sz="1"/>
               <w:left w:val="single" w:color="CCCCCC" w:sz="1"/>
@@ -278,7 +293,7 @@
       <w:tr>
         <w:tc>
           <w:tcPr>
-            <w:tcW w:type="dxa" w:w="2800"/>
+            <w:tcW w:type="dxa" w:w="2400"/>
             <w:tcBorders>
               <w:top w:val="single" w:color="CCCCCC" w:sz="1"/>
               <w:left w:val="single" w:color="CCCCCC" w:sz="1"/>
@@ -306,7 +321,7 @@
         </w:tc>
         <w:tc>
           <w:tcPr>
-            <w:tcW w:type="dxa" w:w="3000"/>
+            <w:tcW w:type="dxa" w:w="3200"/>
             <w:tcBorders>
               <w:top w:val="single" w:color="CCCCCC" w:sz="1"/>
               <w:left w:val="single" w:color="CCCCCC" w:sz="1"/>
@@ -334,7 +349,7 @@
         </w:tc>
         <w:tc>
           <w:tcPr>
-            <w:tcW w:type="dxa" w:w="3560"/>
+            <w:tcW w:type="dxa" w:w="3760"/>
             <w:tcBorders>
               <w:top w:val="single" w:color="CCCCCC" w:sz="1"/>
               <w:left w:val="single" w:color="CCCCCC" w:sz="1"/>
@@ -356,7 +371,7 @@
                 <w:sz w:val="18"/>
                 <w:szCs w:val="18"/>
               </w:rPr>
-              <w:t xml:space="preserve">UserCard, ProductList</w:t>
+              <w:t xml:space="preserve">UserCard, ProfileHeader</w:t>
             </w:r>
           </w:p>
         </w:tc>
@@ -364,7 +379,7 @@
       <w:tr>
         <w:tc>
           <w:tcPr>
-            <w:tcW w:type="dxa" w:w="2800"/>
+            <w:tcW w:type="dxa" w:w="2400"/>
             <w:tcBorders>
               <w:top w:val="single" w:color="CCCCCC" w:sz="1"/>
               <w:left w:val="single" w:color="CCCCCC" w:sz="1"/>
@@ -386,13 +401,13 @@
                 <w:sz w:val="18"/>
                 <w:szCs w:val="18"/>
               </w:rPr>
-              <w:t xml:space="preserve">Component Files</w:t>
-            </w:r>
-          </w:p>
-        </w:tc>
-        <w:tc>
-          <w:tcPr>
-            <w:tcW w:type="dxa" w:w="3000"/>
+              <w:t xml:space="preserve">Screen Files</w:t>
+            </w:r>
+          </w:p>
+        </w:tc>
+        <w:tc>
+          <w:tcPr>
+            <w:tcW w:type="dxa" w:w="3200"/>
             <w:tcBorders>
               <w:top w:val="single" w:color="CCCCCC" w:sz="1"/>
               <w:left w:val="single" w:color="CCCCCC" w:sz="1"/>
@@ -414,13 +429,13 @@
                 <w:sz w:val="18"/>
                 <w:szCs w:val="18"/>
               </w:rPr>
-              <w:t xml:space="preserve">PascalCase</w:t>
-            </w:r>
-          </w:p>
-        </w:tc>
-        <w:tc>
-          <w:tcPr>
-            <w:tcW w:type="dxa" w:w="3560"/>
+              <w:t xml:space="preserve">PascalCase + Screen</w:t>
+            </w:r>
+          </w:p>
+        </w:tc>
+        <w:tc>
+          <w:tcPr>
+            <w:tcW w:type="dxa" w:w="3760"/>
             <w:tcBorders>
               <w:top w:val="single" w:color="CCCCCC" w:sz="1"/>
               <w:left w:val="single" w:color="CCCCCC" w:sz="1"/>
@@ -442,7 +457,7 @@
                 <w:sz w:val="18"/>
                 <w:szCs w:val="18"/>
               </w:rPr>
-              <w:t xml:space="preserve">UserCard.tsx, ProductList.tsx</w:t>
+              <w:t xml:space="preserve">HomeScreen.tsx, ProfileScreen.tsx</w:t>
             </w:r>
           </w:p>
         </w:tc>
@@ -450,7 +465,7 @@
       <w:tr>
         <w:tc>
           <w:tcPr>
-            <w:tcW w:type="dxa" w:w="2800"/>
+            <w:tcW w:type="dxa" w:w="2400"/>
             <w:tcBorders>
               <w:top w:val="single" w:color="CCCCCC" w:sz="1"/>
               <w:left w:val="single" w:color="CCCCCC" w:sz="1"/>
@@ -478,7 +493,7 @@
         </w:tc>
         <w:tc>
           <w:tcPr>
-            <w:tcW w:type="dxa" w:w="3000"/>
+            <w:tcW w:type="dxa" w:w="3200"/>
             <w:tcBorders>
               <w:top w:val="single" w:color="CCCCCC" w:sz="1"/>
               <w:left w:val="single" w:color="CCCCCC" w:sz="1"/>
@@ -506,7 +521,7 @@
         </w:tc>
         <w:tc>
           <w:tcPr>
-            <w:tcW w:type="dxa" w:w="3560"/>
+            <w:tcW w:type="dxa" w:w="3760"/>
             <w:tcBorders>
               <w:top w:val="single" w:color="CCCCCC" w:sz="1"/>
               <w:left w:val="single" w:color="CCCCCC" w:sz="1"/>
@@ -536,7 +551,7 @@
       <w:tr>
         <w:tc>
           <w:tcPr>
-            <w:tcW w:type="dxa" w:w="2800"/>
+            <w:tcW w:type="dxa" w:w="2400"/>
             <w:tcBorders>
               <w:top w:val="single" w:color="CCCCCC" w:sz="1"/>
               <w:left w:val="single" w:color="CCCCCC" w:sz="1"/>
@@ -564,7 +579,7 @@
         </w:tc>
         <w:tc>
           <w:tcPr>
-            <w:tcW w:type="dxa" w:w="3000"/>
+            <w:tcW w:type="dxa" w:w="3200"/>
             <w:tcBorders>
               <w:top w:val="single" w:color="CCCCCC" w:sz="1"/>
               <w:left w:val="single" w:color="CCCCCC" w:sz="1"/>
@@ -592,7 +607,7 @@
         </w:tc>
         <w:tc>
           <w:tcPr>
-            <w:tcW w:type="dxa" w:w="3560"/>
+            <w:tcW w:type="dxa" w:w="3760"/>
             <w:tcBorders>
               <w:top w:val="single" w:color="CCCCCC" w:sz="1"/>
               <w:left w:val="single" w:color="CCCCCC" w:sz="1"/>
@@ -622,7 +637,7 @@
       <w:tr>
         <w:tc>
           <w:tcPr>
-            <w:tcW w:type="dxa" w:w="2800"/>
+            <w:tcW w:type="dxa" w:w="2400"/>
             <w:tcBorders>
               <w:top w:val="single" w:color="CCCCCC" w:sz="1"/>
               <w:left w:val="single" w:color="CCCCCC" w:sz="1"/>
@@ -650,7 +665,7 @@
         </w:tc>
         <w:tc>
           <w:tcPr>
-            <w:tcW w:type="dxa" w:w="3000"/>
+            <w:tcW w:type="dxa" w:w="3200"/>
             <w:tcBorders>
               <w:top w:val="single" w:color="CCCCCC" w:sz="1"/>
               <w:left w:val="single" w:color="CCCCCC" w:sz="1"/>
@@ -678,7 +693,7 @@
         </w:tc>
         <w:tc>
           <w:tcPr>
-            <w:tcW w:type="dxa" w:w="3560"/>
+            <w:tcW w:type="dxa" w:w="3760"/>
             <w:tcBorders>
               <w:top w:val="single" w:color="CCCCCC" w:sz="1"/>
               <w:left w:val="single" w:color="CCCCCC" w:sz="1"/>
@@ -708,7 +723,7 @@
       <w:tr>
         <w:tc>
           <w:tcPr>
-            <w:tcW w:type="dxa" w:w="2800"/>
+            <w:tcW w:type="dxa" w:w="2400"/>
             <w:tcBorders>
               <w:top w:val="single" w:color="CCCCCC" w:sz="1"/>
               <w:left w:val="single" w:color="CCCCCC" w:sz="1"/>
@@ -736,7 +751,7 @@
         </w:tc>
         <w:tc>
           <w:tcPr>
-            <w:tcW w:type="dxa" w:w="3000"/>
+            <w:tcW w:type="dxa" w:w="3200"/>
             <w:tcBorders>
               <w:top w:val="single" w:color="CCCCCC" w:sz="1"/>
               <w:left w:val="single" w:color="CCCCCC" w:sz="1"/>
@@ -764,7 +779,7 @@
         </w:tc>
         <w:tc>
           <w:tcPr>
-            <w:tcW w:type="dxa" w:w="3560"/>
+            <w:tcW w:type="dxa" w:w="3760"/>
             <w:tcBorders>
               <w:top w:val="single" w:color="CCCCCC" w:sz="1"/>
               <w:left w:val="single" w:color="CCCCCC" w:sz="1"/>
@@ -794,7 +809,7 @@
       <w:tr>
         <w:tc>
           <w:tcPr>
-            <w:tcW w:type="dxa" w:w="2800"/>
+            <w:tcW w:type="dxa" w:w="2400"/>
             <w:tcBorders>
               <w:top w:val="single" w:color="CCCCCC" w:sz="1"/>
               <w:left w:val="single" w:color="CCCCCC" w:sz="1"/>
@@ -822,7 +837,7 @@
         </w:tc>
         <w:tc>
           <w:tcPr>
-            <w:tcW w:type="dxa" w:w="3000"/>
+            <w:tcW w:type="dxa" w:w="3200"/>
             <w:tcBorders>
               <w:top w:val="single" w:color="CCCCCC" w:sz="1"/>
               <w:left w:val="single" w:color="CCCCCC" w:sz="1"/>
@@ -850,7 +865,7 @@
         </w:tc>
         <w:tc>
           <w:tcPr>
-            <w:tcW w:type="dxa" w:w="3560"/>
+            <w:tcW w:type="dxa" w:w="3760"/>
             <w:tcBorders>
               <w:top w:val="single" w:color="CCCCCC" w:sz="1"/>
               <w:left w:val="single" w:color="CCCCCC" w:sz="1"/>
@@ -880,7 +895,7 @@
       <w:tr>
         <w:tc>
           <w:tcPr>
-            <w:tcW w:type="dxa" w:w="2800"/>
+            <w:tcW w:type="dxa" w:w="2400"/>
             <w:tcBorders>
               <w:top w:val="single" w:color="CCCCCC" w:sz="1"/>
               <w:left w:val="single" w:color="CCCCCC" w:sz="1"/>
@@ -902,13 +917,13 @@
                 <w:sz w:val="18"/>
                 <w:szCs w:val="18"/>
               </w:rPr>
-              <w:t xml:space="preserve">Utility Files</w:t>
-            </w:r>
-          </w:p>
-        </w:tc>
-        <w:tc>
-          <w:tcPr>
-            <w:tcW w:type="dxa" w:w="3000"/>
+              <w:t xml:space="preserve">Style Files</w:t>
+            </w:r>
+          </w:p>
+        </w:tc>
+        <w:tc>
+          <w:tcPr>
+            <w:tcW w:type="dxa" w:w="3200"/>
             <w:tcBorders>
               <w:top w:val="single" w:color="CCCCCC" w:sz="1"/>
               <w:left w:val="single" w:color="CCCCCC" w:sz="1"/>
@@ -930,13 +945,13 @@
                 <w:sz w:val="18"/>
                 <w:szCs w:val="18"/>
               </w:rPr>
-              <w:t xml:space="preserve">kebab-case</w:t>
-            </w:r>
-          </w:p>
-        </w:tc>
-        <w:tc>
-          <w:tcPr>
-            <w:tcW w:type="dxa" w:w="3560"/>
+              <w:t xml:space="preserve">PascalCase + .styles</w:t>
+            </w:r>
+          </w:p>
+        </w:tc>
+        <w:tc>
+          <w:tcPr>
+            <w:tcW w:type="dxa" w:w="3760"/>
             <w:tcBorders>
               <w:top w:val="single" w:color="CCCCCC" w:sz="1"/>
               <w:left w:val="single" w:color="CCCCCC" w:sz="1"/>
@@ -958,7 +973,7 @@
                 <w:sz w:val="18"/>
                 <w:szCs w:val="18"/>
               </w:rPr>
-              <w:t xml:space="preserve">format-date.ts, parse-currency.ts</w:t>
+              <w:t xml:space="preserve">HomeScreen.styles.ts</w:t>
             </w:r>
           </w:p>
         </w:tc>
@@ -966,7 +981,7 @@
       <w:tr>
         <w:tc>
           <w:tcPr>
-            <w:tcW w:type="dxa" w:w="2800"/>
+            <w:tcW w:type="dxa" w:w="2400"/>
             <w:tcBorders>
               <w:top w:val="single" w:color="CCCCCC" w:sz="1"/>
               <w:left w:val="single" w:color="CCCCCC" w:sz="1"/>
@@ -988,13 +1003,13 @@
                 <w:sz w:val="18"/>
                 <w:szCs w:val="18"/>
               </w:rPr>
-              <w:t xml:space="preserve">Style Files</w:t>
-            </w:r>
-          </w:p>
-        </w:tc>
-        <w:tc>
-          <w:tcPr>
-            <w:tcW w:type="dxa" w:w="3000"/>
+              <w:t xml:space="preserve">Navigation Types</w:t>
+            </w:r>
+          </w:p>
+        </w:tc>
+        <w:tc>
+          <w:tcPr>
+            <w:tcW w:type="dxa" w:w="3200"/>
             <w:tcBorders>
               <w:top w:val="single" w:color="CCCCCC" w:sz="1"/>
               <w:left w:val="single" w:color="CCCCCC" w:sz="1"/>
@@ -1016,13 +1031,13 @@
                 <w:sz w:val="18"/>
                 <w:szCs w:val="18"/>
               </w:rPr>
-              <w:t xml:space="preserve">PascalCase + .styles</w:t>
-            </w:r>
-          </w:p>
-        </w:tc>
-        <w:tc>
-          <w:tcPr>
-            <w:tcW w:type="dxa" w:w="3560"/>
+              <w:t xml:space="preserve">PascalCase + StackParamList</w:t>
+            </w:r>
+          </w:p>
+        </w:tc>
+        <w:tc>
+          <w:tcPr>
+            <w:tcW w:type="dxa" w:w="3760"/>
             <w:tcBorders>
               <w:top w:val="single" w:color="CCCCCC" w:sz="1"/>
               <w:left w:val="single" w:color="CCCCCC" w:sz="1"/>
@@ -1044,7 +1059,7 @@
                 <w:sz w:val="18"/>
                 <w:szCs w:val="18"/>
               </w:rPr>
-              <w:t xml:space="preserve">UserCard.styles.ts</w:t>
+              <w:t xml:space="preserve">RootStackParamList</w:t>
             </w:r>
           </w:p>
         </w:tc>
@@ -1075,24 +1090,7 @@
           <w:sz w:val="28"/>
           <w:szCs w:val="28"/>
         </w:rPr>
-        <w:t xml:space="preserve">2. Coding Rules — Next.js</w:t>
-      </w:r>
-    </w:p>
-    <w:p>
-      <w:pPr>
-        <w:pStyle w:val="Heading2"/>
-        <w:spacing w:before="240" w:after="100"/>
-      </w:pPr>
-      <w:r>
-        <w:rPr>
-          <w:rFonts w:ascii="Arial" w:cs="Arial" w:eastAsia="Arial" w:hAnsi="Arial"/>
-          <w:b/>
-          <w:bCs/>
-          <w:color w:val="2E75B6"/>
-          <w:sz w:val="24"/>
-          <w:szCs w:val="24"/>
-        </w:rPr>
-        <w:t xml:space="preserve">2.1 Components</w:t>
+        <w:t xml:space="preserve">2. Coding Rules — Components &amp; Screens</w:t>
       </w:r>
     </w:p>
     <w:p>
@@ -1110,7 +1108,7 @@
           <w:sz w:val="20"/>
           <w:szCs w:val="20"/>
         </w:rPr>
-        <w:t xml:space="preserve">Use functional components only — class components are not permitted.</w:t>
+        <w:t xml:space="preserve">Functional components only — class components are not permitted.</w:t>
       </w:r>
     </w:p>
     <w:p>
@@ -1128,7 +1126,7 @@
           <w:sz w:val="20"/>
           <w:szCs w:val="20"/>
         </w:rPr>
-        <w:t xml:space="preserve">Avoid inline styles — use CSS Modules or Tailwind utility classes.</w:t>
+        <w:t xml:space="preserve">Screens live in /screens — one folder per screen, co-located with its styles file.</w:t>
       </w:r>
     </w:p>
     <w:p>
@@ -1146,7 +1144,7 @@
           <w:sz w:val="20"/>
           <w:szCs w:val="20"/>
         </w:rPr>
-        <w:t xml:space="preserve">Prevent unnecessary re-renders — apply useMemo and useCallback where required.</w:t>
+        <w:t xml:space="preserve">Shared UI components live in /components/ui — must be fully generic with no feature-specific logic.</w:t>
       </w:r>
     </w:p>
     <w:p>
@@ -1164,7 +1162,7 @@
           <w:sz w:val="20"/>
           <w:szCs w:val="20"/>
         </w:rPr>
-        <w:t xml:space="preserve">Push 'use client' as far down the component tree as possible. Default to Server Components.</w:t>
+        <w:t xml:space="preserve">Never put business logic inside screen components — delegate to /services or /store.</w:t>
       </w:r>
     </w:p>
     <w:p>
@@ -1182,32 +1180,7 @@
           <w:sz w:val="20"/>
           <w:szCs w:val="20"/>
         </w:rPr>
-        <w:t xml:space="preserve">Never fetch data directly inside a Client Component — use Server Components or /services.</w:t>
-      </w:r>
-    </w:p>
-    <w:p>
-      <w:pPr>
-        <w:spacing w:before="80" w:after="0"/>
-      </w:pPr>
-      <w:r>
-        <w:t xml:space="preserve"/>
-      </w:r>
-    </w:p>
-    <w:p>
-      <w:pPr>
-        <w:pStyle w:val="Heading2"/>
-        <w:spacing w:before="240" w:after="100"/>
-      </w:pPr>
-      <w:r>
-        <w:rPr>
-          <w:rFonts w:ascii="Arial" w:cs="Arial" w:eastAsia="Arial" w:hAnsi="Arial"/>
-          <w:b/>
-          <w:bCs/>
-          <w:color w:val="2E75B6"/>
-          <w:sz w:val="24"/>
-          <w:szCs w:val="24"/>
-        </w:rPr>
-        <w:t xml:space="preserve">2.2 Data Fetching</w:t>
+        <w:t xml:space="preserve">All API calls go through /services — never call fetch or axios directly from screens or components.</w:t>
       </w:r>
     </w:p>
     <w:p>
@@ -1225,7 +1198,7 @@
           <w:sz w:val="20"/>
           <w:szCs w:val="20"/>
         </w:rPr>
-        <w:t xml:space="preserve">All API calls must be abstracted into a dedicated service layer under /services — never inlined in components.</w:t>
+        <w:t xml:space="preserve">TypeScript strict mode must be enabled — no any types without explicit justification.</w:t>
       </w:r>
     </w:p>
     <w:p>
@@ -1243,237 +1216,7 @@
           <w:sz w:val="20"/>
           <w:szCs w:val="20"/>
         </w:rPr>
-        <w:t xml:space="preserve">Use Server Components for data fetching where possible — reduces client bundle size.</w:t>
-      </w:r>
-    </w:p>
-    <w:p>
-      <w:pPr>
-        <w:pStyle w:val="ListParagraph"/>
-        <w:numPr>
-          <w:ilvl w:val="0"/>
-          <w:numId w:val="2"/>
-        </w:numPr>
-        <w:spacing w:before="40" w:after="40"/>
-      </w:pPr>
-      <w:r>
-        <w:rPr>
-          <w:rFonts w:ascii="Arial" w:cs="Arial" w:eastAsia="Arial" w:hAnsi="Arial"/>
-          <w:sz w:val="20"/>
-          <w:szCs w:val="20"/>
-        </w:rPr>
-        <w:t xml:space="preserve">Use React Query or SWR for client-side data fetching — do not use raw useEffect for API calls.</w:t>
-      </w:r>
-    </w:p>
-    <w:p>
-      <w:pPr>
-        <w:pStyle w:val="ListParagraph"/>
-        <w:numPr>
-          <w:ilvl w:val="0"/>
-          <w:numId w:val="2"/>
-        </w:numPr>
-        <w:spacing w:before="40" w:after="40"/>
-      </w:pPr>
-      <w:r>
-        <w:rPr>
-          <w:rFonts w:ascii="Arial" w:cs="Arial" w:eastAsia="Arial" w:hAnsi="Arial"/>
-          <w:sz w:val="20"/>
-          <w:szCs w:val="20"/>
-        </w:rPr>
-        <w:t xml:space="preserve">Never expose server-side secrets or API keys in Client Components or the browser.</w:t>
-      </w:r>
-    </w:p>
-    <w:p>
-      <w:pPr>
-        <w:spacing w:before="80" w:after="0"/>
-      </w:pPr>
-      <w:r>
-        <w:t xml:space="preserve"/>
-      </w:r>
-    </w:p>
-    <w:p>
-      <w:pPr>
-        <w:pStyle w:val="Heading2"/>
-        <w:spacing w:before="240" w:after="100"/>
-      </w:pPr>
-      <w:r>
-        <w:rPr>
-          <w:rFonts w:ascii="Arial" w:cs="Arial" w:eastAsia="Arial" w:hAnsi="Arial"/>
-          <w:b/>
-          <w:bCs/>
-          <w:color w:val="2E75B6"/>
-          <w:sz w:val="24"/>
-          <w:szCs w:val="24"/>
-        </w:rPr>
-        <w:t xml:space="preserve">2.3 Forms &amp; Validation</w:t>
-      </w:r>
-    </w:p>
-    <w:p>
-      <w:pPr>
-        <w:pStyle w:val="ListParagraph"/>
-        <w:numPr>
-          <w:ilvl w:val="0"/>
-          <w:numId w:val="2"/>
-        </w:numPr>
-        <w:spacing w:before="40" w:after="40"/>
-      </w:pPr>
-      <w:r>
-        <w:rPr>
-          <w:rFonts w:ascii="Arial" w:cs="Arial" w:eastAsia="Arial" w:hAnsi="Arial"/>
-          <w:sz w:val="20"/>
-          <w:szCs w:val="20"/>
-        </w:rPr>
-        <w:t xml:space="preserve">All forms must include client-side validation before submission.</w:t>
-      </w:r>
-    </w:p>
-    <w:p>
-      <w:pPr>
-        <w:pStyle w:val="ListParagraph"/>
-        <w:numPr>
-          <w:ilvl w:val="0"/>
-          <w:numId w:val="2"/>
-        </w:numPr>
-        <w:spacing w:before="40" w:after="40"/>
-      </w:pPr>
-      <w:r>
-        <w:rPr>
-          <w:rFonts w:ascii="Arial" w:cs="Arial" w:eastAsia="Arial" w:hAnsi="Arial"/>
-          <w:sz w:val="20"/>
-          <w:szCs w:val="20"/>
-        </w:rPr>
-        <w:t xml:space="preserve">Use a form library (React Hook Form preferred) — do not build custom form state from scratch.</w:t>
-      </w:r>
-    </w:p>
-    <w:p>
-      <w:pPr>
-        <w:pStyle w:val="ListParagraph"/>
-        <w:numPr>
-          <w:ilvl w:val="0"/>
-          <w:numId w:val="2"/>
-        </w:numPr>
-        <w:spacing w:before="40" w:after="40"/>
-      </w:pPr>
-      <w:r>
-        <w:rPr>
-          <w:rFonts w:ascii="Arial" w:cs="Arial" w:eastAsia="Arial" w:hAnsi="Arial"/>
-          <w:sz w:val="20"/>
-          <w:szCs w:val="20"/>
-        </w:rPr>
-        <w:t xml:space="preserve">Always handle and display validation errors to the user.</w:t>
-      </w:r>
-    </w:p>
-    <w:p>
-      <w:pPr>
-        <w:pStyle w:val="ListParagraph"/>
-        <w:numPr>
-          <w:ilvl w:val="0"/>
-          <w:numId w:val="2"/>
-        </w:numPr>
-        <w:spacing w:before="40" w:after="40"/>
-      </w:pPr>
-      <w:r>
-        <w:rPr>
-          <w:rFonts w:ascii="Arial" w:cs="Arial" w:eastAsia="Arial" w:hAnsi="Arial"/>
-          <w:sz w:val="20"/>
-          <w:szCs w:val="20"/>
-        </w:rPr>
-        <w:t xml:space="preserve">Server-side validation is mandatory regardless of client-side validation.</w:t>
-      </w:r>
-    </w:p>
-    <w:p>
-      <w:pPr>
-        <w:spacing w:before="80" w:after="0"/>
-      </w:pPr>
-      <w:r>
-        <w:t xml:space="preserve"/>
-      </w:r>
-    </w:p>
-    <w:p>
-      <w:pPr>
-        <w:pStyle w:val="Heading2"/>
-        <w:spacing w:before="240" w:after="100"/>
-      </w:pPr>
-      <w:r>
-        <w:rPr>
-          <w:rFonts w:ascii="Arial" w:cs="Arial" w:eastAsia="Arial" w:hAnsi="Arial"/>
-          <w:b/>
-          <w:bCs/>
-          <w:color w:val="2E75B6"/>
-          <w:sz w:val="24"/>
-          <w:szCs w:val="24"/>
-        </w:rPr>
-        <w:t xml:space="preserve">2.4 Code Quality</w:t>
-      </w:r>
-    </w:p>
-    <w:p>
-      <w:pPr>
-        <w:pStyle w:val="ListParagraph"/>
-        <w:numPr>
-          <w:ilvl w:val="0"/>
-          <w:numId w:val="2"/>
-        </w:numPr>
-        <w:spacing w:before="40" w:after="40"/>
-      </w:pPr>
-      <w:r>
-        <w:rPr>
-          <w:rFonts w:ascii="Arial" w:cs="Arial" w:eastAsia="Arial" w:hAnsi="Arial"/>
-          <w:sz w:val="20"/>
-          <w:szCs w:val="20"/>
-        </w:rPr>
         <w:t xml:space="preserve">Remove all console.log statements before merging to staging or production.</w:t>
-      </w:r>
-    </w:p>
-    <w:p>
-      <w:pPr>
-        <w:pStyle w:val="ListParagraph"/>
-        <w:numPr>
-          <w:ilvl w:val="0"/>
-          <w:numId w:val="2"/>
-        </w:numPr>
-        <w:spacing w:before="40" w:after="40"/>
-      </w:pPr>
-      <w:r>
-        <w:rPr>
-          <w:rFonts w:ascii="Arial" w:cs="Arial" w:eastAsia="Arial" w:hAnsi="Arial"/>
-          <w:sz w:val="20"/>
-          <w:szCs w:val="20"/>
-        </w:rPr>
-        <w:t xml:space="preserve">No unused imports, variables, or dead code in merged branches.</w:t>
-      </w:r>
-    </w:p>
-    <w:p>
-      <w:pPr>
-        <w:pStyle w:val="ListParagraph"/>
-        <w:numPr>
-          <w:ilvl w:val="0"/>
-          <w:numId w:val="2"/>
-        </w:numPr>
-        <w:spacing w:before="40" w:after="40"/>
-      </w:pPr>
-      <w:r>
-        <w:rPr>
-          <w:rFonts w:ascii="Arial" w:cs="Arial" w:eastAsia="Arial" w:hAnsi="Arial"/>
-          <w:sz w:val="20"/>
-          <w:szCs w:val="20"/>
-        </w:rPr>
-        <w:t xml:space="preserve">TypeScript strict mode must be enabled — no any types without explicit justification.</w:t>
-      </w:r>
-    </w:p>
-    <w:p>
-      <w:pPr>
-        <w:pStyle w:val="ListParagraph"/>
-        <w:numPr>
-          <w:ilvl w:val="0"/>
-          <w:numId w:val="2"/>
-        </w:numPr>
-        <w:spacing w:before="40" w:after="40"/>
-      </w:pPr>
-      <w:r>
-        <w:rPr>
-          <w:rFonts w:ascii="Arial" w:cs="Arial" w:eastAsia="Arial" w:hAnsi="Arial"/>
-          <w:sz w:val="20"/>
-          <w:szCs w:val="20"/>
-        </w:rPr>
-        <w:t xml:space="preserve">All environment variables must be accessed via /lib or /services — never directly in components.</w:t>
       </w:r>
     </w:p>
     <w:p>
@@ -1501,24 +1244,7 @@
           <w:sz w:val="28"/>
           <w:szCs w:val="28"/>
         </w:rPr>
-        <w:t xml:space="preserve">3. Coding Rules — React Native</w:t>
-      </w:r>
-    </w:p>
-    <w:p>
-      <w:pPr>
-        <w:pStyle w:val="Heading2"/>
-        <w:spacing w:before="240" w:after="100"/>
-      </w:pPr>
-      <w:r>
-        <w:rPr>
-          <w:rFonts w:ascii="Arial" w:cs="Arial" w:eastAsia="Arial" w:hAnsi="Arial"/>
-          <w:b/>
-          <w:bCs/>
-          <w:color w:val="2E75B6"/>
-          <w:sz w:val="24"/>
-          <w:szCs w:val="24"/>
-        </w:rPr>
-        <w:t xml:space="preserve">3.1 Components &amp; Screens</w:t>
+        <w:t xml:space="preserve">3. Coding Rules — Navigation</w:t>
       </w:r>
     </w:p>
     <w:p>
@@ -1536,7 +1262,7 @@
           <w:sz w:val="20"/>
           <w:szCs w:val="20"/>
         </w:rPr>
-        <w:t xml:space="preserve">Functional components only — no class components.</w:t>
+        <w:t xml:space="preserve">All navigation logic lives in /navigation — never hard-code routes in components or screens.</w:t>
       </w:r>
     </w:p>
     <w:p>
@@ -1554,7 +1280,7 @@
           <w:sz w:val="20"/>
           <w:szCs w:val="20"/>
         </w:rPr>
-        <w:t xml:space="preserve">Screens live in /screens — one folder per screen, co-located with its styles file.</w:t>
+        <w:t xml:space="preserve">Use typed navigation props — never cast navigation to any.</w:t>
       </w:r>
     </w:p>
     <w:p>
@@ -1572,7 +1298,7 @@
           <w:sz w:val="20"/>
           <w:szCs w:val="20"/>
         </w:rPr>
-        <w:t xml:space="preserve">Shared UI components live in /components/ui — must be fully generic with no feature-specific logic.</w:t>
+        <w:t xml:space="preserve">Use React Navigation's typed param lists for all stacks and tabs.</w:t>
       </w:r>
     </w:p>
     <w:p>
@@ -1590,129 +1316,7 @@
           <w:sz w:val="20"/>
           <w:szCs w:val="20"/>
         </w:rPr>
-        <w:t xml:space="preserve">Never put business logic inside screen components — delegate to /services or /store.</w:t>
-      </w:r>
-    </w:p>
-    <w:p>
-      <w:pPr>
-        <w:spacing w:before="80" w:after="0"/>
-      </w:pPr>
-      <w:r>
-        <w:t xml:space="preserve"/>
-      </w:r>
-    </w:p>
-    <w:p>
-      <w:pPr>
-        <w:pStyle w:val="Heading2"/>
-        <w:spacing w:before="240" w:after="100"/>
-      </w:pPr>
-      <w:r>
-        <w:rPr>
-          <w:rFonts w:ascii="Arial" w:cs="Arial" w:eastAsia="Arial" w:hAnsi="Arial"/>
-          <w:b/>
-          <w:bCs/>
-          <w:color w:val="2E75B6"/>
-          <w:sz w:val="24"/>
-          <w:szCs w:val="24"/>
-        </w:rPr>
-        <w:t xml:space="preserve">3.2 Navigation</w:t>
-      </w:r>
-    </w:p>
-    <w:p>
-      <w:pPr>
-        <w:pStyle w:val="ListParagraph"/>
-        <w:numPr>
-          <w:ilvl w:val="0"/>
-          <w:numId w:val="2"/>
-        </w:numPr>
-        <w:spacing w:before="40" w:after="40"/>
-      </w:pPr>
-      <w:r>
-        <w:rPr>
-          <w:rFonts w:ascii="Arial" w:cs="Arial" w:eastAsia="Arial" w:hAnsi="Arial"/>
-          <w:sz w:val="20"/>
-          <w:szCs w:val="20"/>
-        </w:rPr>
-        <w:t xml:space="preserve">All navigation logic lives in /navigation — never hard-code routes in components.</w:t>
-      </w:r>
-    </w:p>
-    <w:p>
-      <w:pPr>
-        <w:pStyle w:val="ListParagraph"/>
-        <w:numPr>
-          <w:ilvl w:val="0"/>
-          <w:numId w:val="2"/>
-        </w:numPr>
-        <w:spacing w:before="40" w:after="40"/>
-      </w:pPr>
-      <w:r>
-        <w:rPr>
-          <w:rFonts w:ascii="Arial" w:cs="Arial" w:eastAsia="Arial" w:hAnsi="Arial"/>
-          <w:sz w:val="20"/>
-          <w:szCs w:val="20"/>
-        </w:rPr>
-        <w:t xml:space="preserve">Use typed navigation props — never cast navigation to any.</w:t>
-      </w:r>
-    </w:p>
-    <w:p>
-      <w:pPr>
-        <w:spacing w:before="80" w:after="0"/>
-      </w:pPr>
-      <w:r>
-        <w:t xml:space="preserve"/>
-      </w:r>
-    </w:p>
-    <w:p>
-      <w:pPr>
-        <w:pStyle w:val="Heading2"/>
-        <w:spacing w:before="240" w:after="100"/>
-      </w:pPr>
-      <w:r>
-        <w:rPr>
-          <w:rFonts w:ascii="Arial" w:cs="Arial" w:eastAsia="Arial" w:hAnsi="Arial"/>
-          <w:b/>
-          <w:bCs/>
-          <w:color w:val="2E75B6"/>
-          <w:sz w:val="24"/>
-          <w:szCs w:val="24"/>
-        </w:rPr>
-        <w:t xml:space="preserve">3.3 Native Modules</w:t>
-      </w:r>
-    </w:p>
-    <w:p>
-      <w:pPr>
-        <w:pStyle w:val="ListParagraph"/>
-        <w:numPr>
-          <w:ilvl w:val="0"/>
-          <w:numId w:val="2"/>
-        </w:numPr>
-        <w:spacing w:before="40" w:after="40"/>
-      </w:pPr>
-      <w:r>
-        <w:rPr>
-          <w:rFonts w:ascii="Arial" w:cs="Arial" w:eastAsia="Arial" w:hAnsi="Arial"/>
-          <w:sz w:val="20"/>
-          <w:szCs w:val="20"/>
-        </w:rPr>
-        <w:t xml:space="preserve">Do not modify /android or /ios manually unless doing a native integration.</w:t>
-      </w:r>
-    </w:p>
-    <w:p>
-      <w:pPr>
-        <w:pStyle w:val="ListParagraph"/>
-        <w:numPr>
-          <w:ilvl w:val="0"/>
-          <w:numId w:val="2"/>
-        </w:numPr>
-        <w:spacing w:before="40" w:after="40"/>
-      </w:pPr>
-      <w:r>
-        <w:rPr>
-          <w:rFonts w:ascii="Arial" w:cs="Arial" w:eastAsia="Arial" w:hAnsi="Arial"/>
-          <w:sz w:val="20"/>
-          <w:szCs w:val="20"/>
-        </w:rPr>
-        <w:t xml:space="preserve">Document any native module additions in the project README.</w:t>
+        <w:t xml:space="preserve">Deep links must be validated server-side — never trust incoming deep link parameters without verification.</w:t>
       </w:r>
     </w:p>
     <w:p>
@@ -1740,69 +1344,89 @@
           <w:sz w:val="28"/>
           <w:szCs w:val="28"/>
         </w:rPr>
-        <w:t xml:space="preserve">4. Exception Handling</w:t>
-      </w:r>
-    </w:p>
-    <w:p>
-      <w:pPr>
-        <w:pStyle w:val="ListParagraph"/>
-        <w:numPr>
-          <w:ilvl w:val="0"/>
-          <w:numId w:val="3"/>
-        </w:numPr>
-        <w:spacing w:before="40" w:after="40"/>
-      </w:pPr>
-      <w:r>
-        <w:rPr>
-          <w:rFonts w:ascii="Arial" w:cs="Arial" w:eastAsia="Arial" w:hAnsi="Arial"/>
-          <w:sz w:val="20"/>
-          <w:szCs w:val="20"/>
-        </w:rPr>
-        <w:t xml:space="preserve">Wrap async calls in try/catch — never let unhandled promise rejections propagate.</w:t>
-      </w:r>
-    </w:p>
-    <w:p>
-      <w:pPr>
-        <w:pStyle w:val="ListParagraph"/>
-        <w:numPr>
-          <w:ilvl w:val="0"/>
-          <w:numId w:val="3"/>
-        </w:numPr>
-        <w:spacing w:before="40" w:after="40"/>
-      </w:pPr>
-      <w:r>
-        <w:rPr>
-          <w:rFonts w:ascii="Arial" w:cs="Arial" w:eastAsia="Arial" w:hAnsi="Arial"/>
-          <w:sz w:val="20"/>
-          <w:szCs w:val="20"/>
-        </w:rPr>
-        <w:t xml:space="preserve">Use React Error Boundaries to catch and gracefully handle component errors.</w:t>
-      </w:r>
-    </w:p>
-    <w:p>
-      <w:pPr>
-        <w:pStyle w:val="ListParagraph"/>
-        <w:numPr>
-          <w:ilvl w:val="0"/>
-          <w:numId w:val="3"/>
-        </w:numPr>
-        <w:spacing w:before="40" w:after="40"/>
-      </w:pPr>
-      <w:r>
-        <w:rPr>
-          <w:rFonts w:ascii="Arial" w:cs="Arial" w:eastAsia="Arial" w:hAnsi="Arial"/>
-          <w:sz w:val="20"/>
-          <w:szCs w:val="20"/>
-        </w:rPr>
-        <w:t xml:space="preserve">API service functions must return typed results — never throw raw errors to components.</w:t>
-      </w:r>
-    </w:p>
-    <w:p>
-      <w:pPr>
-        <w:spacing w:before="80" w:after="0"/>
+        <w:t xml:space="preserve">4. Coding Rules — Native Modules</w:t>
+      </w:r>
+    </w:p>
+    <w:p>
+      <w:pPr>
+        <w:pStyle w:val="ListParagraph"/>
+        <w:numPr>
+          <w:ilvl w:val="0"/>
+          <w:numId w:val="2"/>
+        </w:numPr>
+        <w:spacing w:before="40" w:after="40"/>
+      </w:pPr>
+      <w:r>
+        <w:rPr>
+          <w:rFonts w:ascii="Arial" w:cs="Arial" w:eastAsia="Arial" w:hAnsi="Arial"/>
+          <w:sz w:val="20"/>
+          <w:szCs w:val="20"/>
+        </w:rPr>
+        <w:t xml:space="preserve">Do not modify /android or /ios manually unless doing a native integration.</w:t>
+      </w:r>
+    </w:p>
+    <w:p>
+      <w:pPr>
+        <w:pStyle w:val="ListParagraph"/>
+        <w:numPr>
+          <w:ilvl w:val="0"/>
+          <w:numId w:val="2"/>
+        </w:numPr>
+        <w:spacing w:before="40" w:after="40"/>
+      </w:pPr>
+      <w:r>
+        <w:rPr>
+          <w:rFonts w:ascii="Arial" w:cs="Arial" w:eastAsia="Arial" w:hAnsi="Arial"/>
+          <w:sz w:val="20"/>
+          <w:szCs w:val="20"/>
+        </w:rPr>
+        <w:t xml:space="preserve">Document any native module additions in the project README with justification.</w:t>
+      </w:r>
+    </w:p>
+    <w:p>
+      <w:pPr>
+        <w:pStyle w:val="ListParagraph"/>
+        <w:numPr>
+          <w:ilvl w:val="0"/>
+          <w:numId w:val="2"/>
+        </w:numPr>
+        <w:spacing w:before="40" w:after="40"/>
+      </w:pPr>
+      <w:r>
+        <w:rPr>
+          <w:rFonts w:ascii="Arial" w:cs="Arial" w:eastAsia="Arial" w:hAnsi="Arial"/>
+          <w:sz w:val="20"/>
+          <w:szCs w:val="20"/>
+        </w:rPr>
+        <w:t xml:space="preserve">Use Expo managed workflow where possible — eject only when a native module genuinely requires it.</w:t>
+      </w:r>
+    </w:p>
+    <w:p>
+      <w:pPr>
+        <w:spacing w:before="200" w:after="0"/>
       </w:pPr>
       <w:r>
         <w:t xml:space="preserve"/>
+      </w:r>
+    </w:p>
+    <w:p>
+      <w:pPr>
+        <w:pStyle w:val="Heading1"/>
+        <w:pBdr>
+          <w:bottom w:val="single" w:color="2E75B6" w:sz="6" w:space="4"/>
+        </w:pBdr>
+        <w:spacing w:before="320" w:after="160"/>
+      </w:pPr>
+      <w:r>
+        <w:rPr>
+          <w:rFonts w:ascii="Arial" w:cs="Arial" w:eastAsia="Arial" w:hAnsi="Arial"/>
+          <w:b/>
+          <w:bCs/>
+          <w:color w:val="1F2D3D"/>
+          <w:sz w:val="28"/>
+          <w:szCs w:val="28"/>
+        </w:rPr>
+        <w:t xml:space="preserve">5. Security (React Native)</w:t>
       </w:r>
     </w:p>
     <w:tbl>
@@ -1824,15 +1448,15 @@
         <w:tc>
           <w:tcPr>
             <w:tcBorders>
-              <w:top w:val="single" w:color="CCCCCC" w:sz="1"/>
-              <w:left w:val="single" w:color="555555" w:sz="12"/>
-              <w:bottom w:val="single" w:color="CCCCCC" w:sz="1"/>
-              <w:right w:val="single" w:color="CCCCCC" w:sz="1"/>
-            </w:tcBorders>
-            <w:shd w:fill="F4F4F4" w:val="clear"/>
+              <w:top w:val="single" w:color="C00000" w:sz="3"/>
+              <w:left w:val="single" w:color="C00000" w:sz="12"/>
+              <w:bottom w:val="single" w:color="C00000" w:sz="3"/>
+              <w:right w:val="none" w:color="FFFFFF" w:sz="0"/>
+            </w:tcBorders>
+            <w:shd w:fill="FFF0F0" w:val="clear"/>
             <w:tcMar>
               <w:top w:type="dxa" w:w="100"/>
-              <w:left w:type="dxa" w:w="160"/>
+              <w:left w:type="dxa" w:w="180"/>
               <w:bottom w:type="dxa" w:w="100"/>
               <w:right w:type="dxa" w:w="120"/>
             </w:tcMar>
@@ -1840,116 +1464,385 @@
           <w:p>
             <w:r>
               <w:rPr>
-                <w:rFonts w:ascii="Courier New" w:cs="Courier New" w:eastAsia="Courier New" w:hAnsi="Courier New"/>
-                <w:color w:val="333333"/>
-                <w:sz w:val="18"/>
-                <w:szCs w:val="18"/>
-              </w:rPr>
-              <w:t xml:space="preserve">// Service layer — catch and handle</w:t>
-            </w:r>
-          </w:p>
-          <w:p>
-            <w:r>
-              <w:rPr>
-                <w:rFonts w:ascii="Courier New" w:cs="Courier New" w:eastAsia="Courier New" w:hAnsi="Courier New"/>
-                <w:color w:val="333333"/>
-                <w:sz w:val="18"/>
-                <w:szCs w:val="18"/>
-              </w:rPr>
-              <w:t xml:space="preserve">async function fetchUser(id: string): Promise&lt;User | null&gt; {</w:t>
-            </w:r>
-          </w:p>
-          <w:p>
-            <w:r>
-              <w:rPr>
-                <w:rFonts w:ascii="Courier New" w:cs="Courier New" w:eastAsia="Courier New" w:hAnsi="Courier New"/>
-                <w:color w:val="333333"/>
-                <w:sz w:val="18"/>
-                <w:szCs w:val="18"/>
-              </w:rPr>
-              <w:t xml:space="preserve">  try {</w:t>
-            </w:r>
-          </w:p>
-          <w:p>
-            <w:r>
-              <w:rPr>
-                <w:rFonts w:ascii="Courier New" w:cs="Courier New" w:eastAsia="Courier New" w:hAnsi="Courier New"/>
-                <w:color w:val="333333"/>
-                <w:sz w:val="18"/>
-                <w:szCs w:val="18"/>
-              </w:rPr>
-              <w:t xml:space="preserve">    const res = await apiClient.get(`/users/${id}`);</w:t>
-            </w:r>
-          </w:p>
-          <w:p>
-            <w:r>
-              <w:rPr>
-                <w:rFonts w:ascii="Courier New" w:cs="Courier New" w:eastAsia="Courier New" w:hAnsi="Courier New"/>
-                <w:color w:val="333333"/>
-                <w:sz w:val="18"/>
-                <w:szCs w:val="18"/>
-              </w:rPr>
-              <w:t xml:space="preserve">    return res.data;</w:t>
-            </w:r>
-          </w:p>
-          <w:p>
-            <w:r>
-              <w:rPr>
-                <w:rFonts w:ascii="Courier New" w:cs="Courier New" w:eastAsia="Courier New" w:hAnsi="Courier New"/>
-                <w:color w:val="333333"/>
-                <w:sz w:val="18"/>
-                <w:szCs w:val="18"/>
-              </w:rPr>
-              <w:t xml:space="preserve">  } catch (error) {</w:t>
-            </w:r>
-          </w:p>
-          <w:p>
-            <w:r>
-              <w:rPr>
-                <w:rFonts w:ascii="Courier New" w:cs="Courier New" w:eastAsia="Courier New" w:hAnsi="Courier New"/>
-                <w:color w:val="333333"/>
-                <w:sz w:val="18"/>
-                <w:szCs w:val="18"/>
-              </w:rPr>
-              <w:t xml:space="preserve">    logger.error('fetchUser failed', { id, error });</w:t>
-            </w:r>
-          </w:p>
-          <w:p>
-            <w:r>
-              <w:rPr>
-                <w:rFonts w:ascii="Courier New" w:cs="Courier New" w:eastAsia="Courier New" w:hAnsi="Courier New"/>
-                <w:color w:val="333333"/>
-                <w:sz w:val="18"/>
-                <w:szCs w:val="18"/>
-              </w:rPr>
-              <w:t xml:space="preserve">    return null;</w:t>
-            </w:r>
-          </w:p>
-          <w:p>
-            <w:r>
-              <w:rPr>
-                <w:rFonts w:ascii="Courier New" w:cs="Courier New" w:eastAsia="Courier New" w:hAnsi="Courier New"/>
-                <w:color w:val="333333"/>
-                <w:sz w:val="18"/>
-                <w:szCs w:val="18"/>
-              </w:rPr>
-              <w:t xml:space="preserve">  }</w:t>
-            </w:r>
-          </w:p>
-          <w:p>
-            <w:r>
-              <w:rPr>
-                <w:rFonts w:ascii="Courier New" w:cs="Courier New" w:eastAsia="Courier New" w:hAnsi="Courier New"/>
-                <w:color w:val="333333"/>
-                <w:sz w:val="18"/>
-                <w:szCs w:val="18"/>
-              </w:rPr>
-              <w:t xml:space="preserve">}</w:t>
+                <w:rFonts w:ascii="Arial" w:cs="Arial" w:eastAsia="Arial" w:hAnsi="Arial"/>
+                <w:b/>
+                <w:bCs/>
+                <w:color w:val="C00000"/>
+                <w:sz w:val="18"/>
+                <w:szCs w:val="18"/>
+              </w:rPr>
+              <w:t xml:space="preserve">Mobile security standards are non-negotiable. A compromised mobile app puts user data, credentials, and backend systems at direct risk.</w:t>
             </w:r>
           </w:p>
         </w:tc>
       </w:tr>
     </w:tbl>
+    <w:p>
+      <w:pPr>
+        <w:spacing w:before="80" w:after="0"/>
+      </w:pPr>
+      <w:r>
+        <w:t xml:space="preserve"/>
+      </w:r>
+    </w:p>
+    <w:p>
+      <w:pPr>
+        <w:pStyle w:val="Heading2"/>
+        <w:spacing w:before="240" w:after="100"/>
+      </w:pPr>
+      <w:r>
+        <w:rPr>
+          <w:rFonts w:ascii="Arial" w:cs="Arial" w:eastAsia="Arial" w:hAnsi="Arial"/>
+          <w:b/>
+          <w:bCs/>
+          <w:color w:val="2E75B6"/>
+          <w:sz w:val="24"/>
+          <w:szCs w:val="24"/>
+        </w:rPr>
+        <w:t xml:space="preserve">5.1 SSL Pinning</w:t>
+      </w:r>
+    </w:p>
+    <w:p>
+      <w:pPr>
+        <w:spacing w:before="60" w:after="60"/>
+      </w:pPr>
+      <w:r>
+        <w:rPr>
+          <w:rFonts w:ascii="Arial" w:cs="Arial" w:eastAsia="Arial" w:hAnsi="Arial"/>
+          <w:sz w:val="20"/>
+          <w:szCs w:val="20"/>
+        </w:rPr>
+        <w:t xml:space="preserve">SSL pinning must be implemented on all React Native apps that handle authentication, payments, or sensitive user data. It prevents man-in-the-middle (MITM) attacks by ensuring the app only communicates with a server presenting a known, trusted certificate or public key.</w:t>
+      </w:r>
+    </w:p>
+    <w:p>
+      <w:pPr>
+        <w:spacing w:before="80" w:after="0"/>
+      </w:pPr>
+      <w:r>
+        <w:t xml:space="preserve"/>
+      </w:r>
+    </w:p>
+    <w:p>
+      <w:pPr>
+        <w:pStyle w:val="ListParagraph"/>
+        <w:numPr>
+          <w:ilvl w:val="0"/>
+          <w:numId w:val="2"/>
+        </w:numPr>
+        <w:spacing w:before="40" w:after="40"/>
+      </w:pPr>
+      <w:r>
+        <w:rPr>
+          <w:rFonts w:ascii="Arial" w:cs="Arial" w:eastAsia="Arial" w:hAnsi="Arial"/>
+          <w:sz w:val="20"/>
+          <w:szCs w:val="20"/>
+        </w:rPr>
+        <w:t xml:space="preserve">Use react-native-ssl-pinning or configure OkHttp (Android) and URLSession (iOS) for certificate or public key pinning.</w:t>
+      </w:r>
+    </w:p>
+    <w:p>
+      <w:pPr>
+        <w:pStyle w:val="ListParagraph"/>
+        <w:numPr>
+          <w:ilvl w:val="0"/>
+          <w:numId w:val="2"/>
+        </w:numPr>
+        <w:spacing w:before="40" w:after="40"/>
+      </w:pPr>
+      <w:r>
+        <w:rPr>
+          <w:rFonts w:ascii="Arial" w:cs="Arial" w:eastAsia="Arial" w:hAnsi="Arial"/>
+          <w:sz w:val="20"/>
+          <w:szCs w:val="20"/>
+        </w:rPr>
+        <w:t xml:space="preserve">Pin to the public key (not the full certificate) where possible — this survives certificate renewal without requiring a new app release.</w:t>
+      </w:r>
+    </w:p>
+    <w:p>
+      <w:pPr>
+        <w:pStyle w:val="ListParagraph"/>
+        <w:numPr>
+          <w:ilvl w:val="0"/>
+          <w:numId w:val="2"/>
+        </w:numPr>
+        <w:spacing w:before="40" w:after="40"/>
+      </w:pPr>
+      <w:r>
+        <w:rPr>
+          <w:rFonts w:ascii="Arial" w:cs="Arial" w:eastAsia="Arial" w:hAnsi="Arial"/>
+          <w:sz w:val="20"/>
+          <w:szCs w:val="20"/>
+        </w:rPr>
+        <w:t xml:space="preserve">Always include a backup pin — if the primary certificate is compromised or rotated, the app must not become unable to connect.</w:t>
+      </w:r>
+    </w:p>
+    <w:p>
+      <w:pPr>
+        <w:pStyle w:val="ListParagraph"/>
+        <w:numPr>
+          <w:ilvl w:val="0"/>
+          <w:numId w:val="2"/>
+        </w:numPr>
+        <w:spacing w:before="40" w:after="40"/>
+      </w:pPr>
+      <w:r>
+        <w:rPr>
+          <w:rFonts w:ascii="Arial" w:cs="Arial" w:eastAsia="Arial" w:hAnsi="Arial"/>
+          <w:sz w:val="20"/>
+          <w:szCs w:val="20"/>
+        </w:rPr>
+        <w:t xml:space="preserve">Certificate rotation must be planned before expiry — coordinate with DevOps. A pinned certificate expiring in production causes an immediate app outage.</w:t>
+      </w:r>
+    </w:p>
+    <w:p>
+      <w:pPr>
+        <w:pStyle w:val="ListParagraph"/>
+        <w:numPr>
+          <w:ilvl w:val="0"/>
+          <w:numId w:val="2"/>
+        </w:numPr>
+        <w:spacing w:before="40" w:after="40"/>
+      </w:pPr>
+      <w:r>
+        <w:rPr>
+          <w:rFonts w:ascii="Arial" w:cs="Arial" w:eastAsia="Arial" w:hAnsi="Arial"/>
+          <w:sz w:val="20"/>
+          <w:szCs w:val="20"/>
+        </w:rPr>
+        <w:t xml:space="preserve">Pinning must be disabled in Dev environment to allow local proxy debugging (Charles, Proxyman). Enable for Staging and Production only.</w:t>
+      </w:r>
+    </w:p>
+    <w:p>
+      <w:pPr>
+        <w:pStyle w:val="ListParagraph"/>
+        <w:numPr>
+          <w:ilvl w:val="0"/>
+          <w:numId w:val="2"/>
+        </w:numPr>
+        <w:spacing w:before="40" w:after="40"/>
+      </w:pPr>
+      <w:r>
+        <w:rPr>
+          <w:rFonts w:ascii="Arial" w:cs="Arial" w:eastAsia="Arial" w:hAnsi="Arial"/>
+          <w:sz w:val="20"/>
+          <w:szCs w:val="20"/>
+        </w:rPr>
+        <w:t xml:space="preserve">SSL pinning must be verified in SDLC Phase 7 (Security Review) before every production release.</w:t>
+      </w:r>
+    </w:p>
+    <w:p>
+      <w:pPr>
+        <w:spacing w:before="80" w:after="0"/>
+      </w:pPr>
+      <w:r>
+        <w:t xml:space="preserve"/>
+      </w:r>
+    </w:p>
+    <w:p>
+      <w:pPr>
+        <w:pStyle w:val="Heading2"/>
+        <w:spacing w:before="240" w:after="100"/>
+      </w:pPr>
+      <w:r>
+        <w:rPr>
+          <w:rFonts w:ascii="Arial" w:cs="Arial" w:eastAsia="Arial" w:hAnsi="Arial"/>
+          <w:b/>
+          <w:bCs/>
+          <w:color w:val="2E75B6"/>
+          <w:sz w:val="24"/>
+          <w:szCs w:val="24"/>
+        </w:rPr>
+        <w:t xml:space="preserve">5.2 Secure Token Storage</w:t>
+      </w:r>
+    </w:p>
+    <w:p>
+      <w:pPr>
+        <w:pStyle w:val="ListParagraph"/>
+        <w:numPr>
+          <w:ilvl w:val="0"/>
+          <w:numId w:val="2"/>
+        </w:numPr>
+        <w:spacing w:before="40" w:after="40"/>
+      </w:pPr>
+      <w:r>
+        <w:rPr>
+          <w:rFonts w:ascii="Arial" w:cs="Arial" w:eastAsia="Arial" w:hAnsi="Arial"/>
+          <w:sz w:val="20"/>
+          <w:szCs w:val="20"/>
+        </w:rPr>
+        <w:t xml:space="preserve">Never store authentication tokens, secrets, or sensitive data in AsyncStorage — it is unencrypted and accessible on rooted devices.</w:t>
+      </w:r>
+    </w:p>
+    <w:p>
+      <w:pPr>
+        <w:pStyle w:val="ListParagraph"/>
+        <w:numPr>
+          <w:ilvl w:val="0"/>
+          <w:numId w:val="2"/>
+        </w:numPr>
+        <w:spacing w:before="40" w:after="40"/>
+      </w:pPr>
+      <w:r>
+        <w:rPr>
+          <w:rFonts w:ascii="Arial" w:cs="Arial" w:eastAsia="Arial" w:hAnsi="Arial"/>
+          <w:sz w:val="20"/>
+          <w:szCs w:val="20"/>
+        </w:rPr>
+        <w:t xml:space="preserve">Use react-native-keychain for all sensitive token storage — it uses iOS Keychain and Android Keystore (hardware-backed secure enclaves).</w:t>
+      </w:r>
+    </w:p>
+    <w:p>
+      <w:pPr>
+        <w:pStyle w:val="ListParagraph"/>
+        <w:numPr>
+          <w:ilvl w:val="0"/>
+          <w:numId w:val="2"/>
+        </w:numPr>
+        <w:spacing w:before="40" w:after="40"/>
+      </w:pPr>
+      <w:r>
+        <w:rPr>
+          <w:rFonts w:ascii="Arial" w:cs="Arial" w:eastAsia="Arial" w:hAnsi="Arial"/>
+          <w:sz w:val="20"/>
+          <w:szCs w:val="20"/>
+        </w:rPr>
+        <w:t xml:space="preserve">Tokens must be cleared from secure storage on logout — never rely on expiry alone.</w:t>
+      </w:r>
+    </w:p>
+    <w:p>
+      <w:pPr>
+        <w:pStyle w:val="ListParagraph"/>
+        <w:numPr>
+          <w:ilvl w:val="0"/>
+          <w:numId w:val="2"/>
+        </w:numPr>
+        <w:spacing w:before="40" w:after="40"/>
+      </w:pPr>
+      <w:r>
+        <w:rPr>
+          <w:rFonts w:ascii="Arial" w:cs="Arial" w:eastAsia="Arial" w:hAnsi="Arial"/>
+          <w:sz w:val="20"/>
+          <w:szCs w:val="20"/>
+        </w:rPr>
+        <w:t xml:space="preserve">Access tokens must be short-lived. Refresh token rotation must be implemented — a compromised refresh token must be invalidatable server-side.</w:t>
+      </w:r>
+    </w:p>
+    <w:p>
+      <w:pPr>
+        <w:spacing w:before="80" w:after="0"/>
+      </w:pPr>
+      <w:r>
+        <w:t xml:space="preserve"/>
+      </w:r>
+    </w:p>
+    <w:p>
+      <w:pPr>
+        <w:pStyle w:val="Heading2"/>
+        <w:spacing w:before="240" w:after="100"/>
+      </w:pPr>
+      <w:r>
+        <w:rPr>
+          <w:rFonts w:ascii="Arial" w:cs="Arial" w:eastAsia="Arial" w:hAnsi="Arial"/>
+          <w:b/>
+          <w:bCs/>
+          <w:color w:val="2E75B6"/>
+          <w:sz w:val="24"/>
+          <w:szCs w:val="24"/>
+        </w:rPr>
+        <w:t xml:space="preserve">5.3 Additional Security Rules</w:t>
+      </w:r>
+    </w:p>
+    <w:p>
+      <w:pPr>
+        <w:pStyle w:val="ListParagraph"/>
+        <w:numPr>
+          <w:ilvl w:val="0"/>
+          <w:numId w:val="2"/>
+        </w:numPr>
+        <w:spacing w:before="40" w:after="40"/>
+      </w:pPr>
+      <w:r>
+        <w:rPr>
+          <w:rFonts w:ascii="Arial" w:cs="Arial" w:eastAsia="Arial" w:hAnsi="Arial"/>
+          <w:sz w:val="20"/>
+          <w:szCs w:val="20"/>
+        </w:rPr>
+        <w:t xml:space="preserve">Implement jailbreak and root detection on apps handling payments or sensitive data.</w:t>
+      </w:r>
+    </w:p>
+    <w:p>
+      <w:pPr>
+        <w:pStyle w:val="ListParagraph"/>
+        <w:numPr>
+          <w:ilvl w:val="0"/>
+          <w:numId w:val="2"/>
+        </w:numPr>
+        <w:spacing w:before="40" w:after="40"/>
+      </w:pPr>
+      <w:r>
+        <w:rPr>
+          <w:rFonts w:ascii="Arial" w:cs="Arial" w:eastAsia="Arial" w:hAnsi="Arial"/>
+          <w:sz w:val="20"/>
+          <w:szCs w:val="20"/>
+        </w:rPr>
+        <w:t xml:space="preserve">Enable code obfuscation for production builds — use ProGuard / R8 on Android and Hermes with bytecode on both platforms.</w:t>
+      </w:r>
+    </w:p>
+    <w:p>
+      <w:pPr>
+        <w:pStyle w:val="ListParagraph"/>
+        <w:numPr>
+          <w:ilvl w:val="0"/>
+          <w:numId w:val="2"/>
+        </w:numPr>
+        <w:spacing w:before="40" w:after="40"/>
+      </w:pPr>
+      <w:r>
+        <w:rPr>
+          <w:rFonts w:ascii="Arial" w:cs="Arial" w:eastAsia="Arial" w:hAnsi="Arial"/>
+          <w:sz w:val="20"/>
+          <w:szCs w:val="20"/>
+        </w:rPr>
+        <w:t xml:space="preserve">Never log sensitive data — tokens, PII, or payment data must never appear in device logs.</w:t>
+      </w:r>
+    </w:p>
+    <w:p>
+      <w:pPr>
+        <w:pStyle w:val="ListParagraph"/>
+        <w:numPr>
+          <w:ilvl w:val="0"/>
+          <w:numId w:val="2"/>
+        </w:numPr>
+        <w:spacing w:before="40" w:after="40"/>
+      </w:pPr>
+      <w:r>
+        <w:rPr>
+          <w:rFonts w:ascii="Arial" w:cs="Arial" w:eastAsia="Arial" w:hAnsi="Arial"/>
+          <w:sz w:val="20"/>
+          <w:szCs w:val="20"/>
+        </w:rPr>
+        <w:t xml:space="preserve">Request only the device permissions genuinely required — document every permission in the README with justification.</w:t>
+      </w:r>
+    </w:p>
+    <w:p>
+      <w:pPr>
+        <w:pStyle w:val="ListParagraph"/>
+        <w:numPr>
+          <w:ilvl w:val="0"/>
+          <w:numId w:val="2"/>
+        </w:numPr>
+        <w:spacing w:before="40" w:after="40"/>
+      </w:pPr>
+      <w:r>
+        <w:rPr>
+          <w:rFonts w:ascii="Arial" w:cs="Arial" w:eastAsia="Arial" w:hAnsi="Arial"/>
+          <w:sz w:val="20"/>
+          <w:szCs w:val="20"/>
+        </w:rPr>
+        <w:t xml:space="preserve">Disable screenshot capture on screens displaying sensitive data (payments, auth tokens, PII).</w:t>
+      </w:r>
+    </w:p>
     <w:p>
       <w:pPr>
         <w:spacing w:before="200" w:after="0"/>
@@ -1975,7 +1868,7 @@
           <w:sz w:val="28"/>
           <w:szCs w:val="28"/>
         </w:rPr>
-        <w:t xml:space="preserve">5. Logging Standards (Frontend)</w:t>
+        <w:t xml:space="preserve">6. Exception Handling</w:t>
       </w:r>
     </w:p>
     <w:p>
@@ -1993,7 +1886,7 @@
           <w:sz w:val="20"/>
           <w:szCs w:val="20"/>
         </w:rPr>
-        <w:t xml:space="preserve">Never use console.log in production code — use a structured logger (e.g. Sentry, Datadog Logs).</w:t>
+        <w:t xml:space="preserve">Wrap async calls in try/catch — never let unhandled promise rejections propagate.</w:t>
       </w:r>
     </w:p>
     <w:p>
@@ -2011,7 +1904,7 @@
           <w:sz w:val="20"/>
           <w:szCs w:val="20"/>
         </w:rPr>
-        <w:t xml:space="preserve">Log errors to Sentry — all caught exceptions in the service layer must be captured.</w:t>
+        <w:t xml:space="preserve">Use React Error Boundaries to catch and handle component errors gracefully.</w:t>
       </w:r>
     </w:p>
     <w:p>
@@ -2029,9 +1922,151 @@
           <w:sz w:val="20"/>
           <w:szCs w:val="20"/>
         </w:rPr>
-        <w:t xml:space="preserve">Never log tokens, session data, or PII to the console or any logging service.</w:t>
-      </w:r>
-    </w:p>
+        <w:t xml:space="preserve">API service functions must return typed results — never throw raw errors to components.</w:t>
+      </w:r>
+    </w:p>
+    <w:p>
+      <w:pPr>
+        <w:spacing w:before="80" w:after="0"/>
+      </w:pPr>
+      <w:r>
+        <w:t xml:space="preserve"/>
+      </w:r>
+    </w:p>
+    <w:tbl>
+      <w:tblPr>
+        <w:tblW w:type="dxa" w:w="9360"/>
+        <w:tblBorders>
+          <w:top w:val="single" w:color="auto" w:sz="4"/>
+          <w:left w:val="single" w:color="auto" w:sz="4"/>
+          <w:bottom w:val="single" w:color="auto" w:sz="4"/>
+          <w:right w:val="single" w:color="auto" w:sz="4"/>
+          <w:insideH w:val="single" w:color="auto" w:sz="4"/>
+          <w:insideV w:val="single" w:color="auto" w:sz="4"/>
+        </w:tblBorders>
+      </w:tblPr>
+      <w:tblGrid>
+        <w:gridCol w:w="9360"/>
+      </w:tblGrid>
+      <w:tr>
+        <w:tc>
+          <w:tcPr>
+            <w:tcBorders>
+              <w:top w:val="single" w:color="CCCCCC" w:sz="1"/>
+              <w:left w:val="single" w:color="555555" w:sz="12"/>
+              <w:bottom w:val="single" w:color="CCCCCC" w:sz="1"/>
+              <w:right w:val="single" w:color="CCCCCC" w:sz="1"/>
+            </w:tcBorders>
+            <w:shd w:fill="F4F4F4" w:val="clear"/>
+            <w:tcMar>
+              <w:top w:type="dxa" w:w="100"/>
+              <w:left w:type="dxa" w:w="160"/>
+              <w:bottom w:type="dxa" w:w="100"/>
+              <w:right w:type="dxa" w:w="120"/>
+            </w:tcMar>
+          </w:tcPr>
+          <w:p>
+            <w:r>
+              <w:rPr>
+                <w:rFonts w:ascii="Courier New" w:cs="Courier New" w:eastAsia="Courier New" w:hAnsi="Courier New"/>
+                <w:color w:val="333333"/>
+                <w:sz w:val="18"/>
+                <w:szCs w:val="18"/>
+              </w:rPr>
+              <w:t xml:space="preserve">async function fetchUser(id: string): Promise&lt;User | null&gt; {</w:t>
+            </w:r>
+          </w:p>
+          <w:p>
+            <w:r>
+              <w:rPr>
+                <w:rFonts w:ascii="Courier New" w:cs="Courier New" w:eastAsia="Courier New" w:hAnsi="Courier New"/>
+                <w:color w:val="333333"/>
+                <w:sz w:val="18"/>
+                <w:szCs w:val="18"/>
+              </w:rPr>
+              <w:t xml:space="preserve">  try {</w:t>
+            </w:r>
+          </w:p>
+          <w:p>
+            <w:r>
+              <w:rPr>
+                <w:rFonts w:ascii="Courier New" w:cs="Courier New" w:eastAsia="Courier New" w:hAnsi="Courier New"/>
+                <w:color w:val="333333"/>
+                <w:sz w:val="18"/>
+                <w:szCs w:val="18"/>
+              </w:rPr>
+              <w:t xml:space="preserve">    const res = await apiClient.get(`/users/${id}`);</w:t>
+            </w:r>
+          </w:p>
+          <w:p>
+            <w:r>
+              <w:rPr>
+                <w:rFonts w:ascii="Courier New" w:cs="Courier New" w:eastAsia="Courier New" w:hAnsi="Courier New"/>
+                <w:color w:val="333333"/>
+                <w:sz w:val="18"/>
+                <w:szCs w:val="18"/>
+              </w:rPr>
+              <w:t xml:space="preserve">    return res.data;</w:t>
+            </w:r>
+          </w:p>
+          <w:p>
+            <w:r>
+              <w:rPr>
+                <w:rFonts w:ascii="Courier New" w:cs="Courier New" w:eastAsia="Courier New" w:hAnsi="Courier New"/>
+                <w:color w:val="333333"/>
+                <w:sz w:val="18"/>
+                <w:szCs w:val="18"/>
+              </w:rPr>
+              <w:t xml:space="preserve">  } catch (error) {</w:t>
+            </w:r>
+          </w:p>
+          <w:p>
+            <w:r>
+              <w:rPr>
+                <w:rFonts w:ascii="Courier New" w:cs="Courier New" w:eastAsia="Courier New" w:hAnsi="Courier New"/>
+                <w:color w:val="333333"/>
+                <w:sz w:val="18"/>
+                <w:szCs w:val="18"/>
+              </w:rPr>
+              <w:t xml:space="preserve">    logger.error('fetchUser failed', { id, error });</w:t>
+            </w:r>
+          </w:p>
+          <w:p>
+            <w:r>
+              <w:rPr>
+                <w:rFonts w:ascii="Courier New" w:cs="Courier New" w:eastAsia="Courier New" w:hAnsi="Courier New"/>
+                <w:color w:val="333333"/>
+                <w:sz w:val="18"/>
+                <w:szCs w:val="18"/>
+              </w:rPr>
+              <w:t xml:space="preserve">    return null;</w:t>
+            </w:r>
+          </w:p>
+          <w:p>
+            <w:r>
+              <w:rPr>
+                <w:rFonts w:ascii="Courier New" w:cs="Courier New" w:eastAsia="Courier New" w:hAnsi="Courier New"/>
+                <w:color w:val="333333"/>
+                <w:sz w:val="18"/>
+                <w:szCs w:val="18"/>
+              </w:rPr>
+              <w:t xml:space="preserve">  }</w:t>
+            </w:r>
+          </w:p>
+          <w:p>
+            <w:r>
+              <w:rPr>
+                <w:rFonts w:ascii="Courier New" w:cs="Courier New" w:eastAsia="Courier New" w:hAnsi="Courier New"/>
+                <w:color w:val="333333"/>
+                <w:sz w:val="18"/>
+                <w:szCs w:val="18"/>
+              </w:rPr>
+              <w:t xml:space="preserve">}</w:t>
+            </w:r>
+          </w:p>
+        </w:tc>
+      </w:tr>
+    </w:tbl>
     <w:p>
       <w:pPr>
         <w:spacing w:before="200" w:after="0"/>
@@ -2057,7 +2092,7 @@
           <w:sz w:val="28"/>
           <w:szCs w:val="28"/>
         </w:rPr>
-        <w:t xml:space="preserve">6. Performance Standards (Frontend)</w:t>
+        <w:t xml:space="preserve">7. Logging Standards</w:t>
       </w:r>
     </w:p>
     <w:p>
@@ -2075,7 +2110,7 @@
           <w:sz w:val="20"/>
           <w:szCs w:val="20"/>
         </w:rPr>
-        <w:t xml:space="preserve">Use Next.js Image component for all images — never use raw &lt;img&gt; tags.</w:t>
+        <w:t xml:space="preserve">Never use console.log in production code — use a structured logger (e.g. Sentry).</w:t>
       </w:r>
     </w:p>
     <w:p>
@@ -2093,7 +2128,7 @@
           <w:sz w:val="20"/>
           <w:szCs w:val="20"/>
         </w:rPr>
-        <w:t xml:space="preserve">Apply lazy loading for components, images, and modules where applicable.</w:t>
+        <w:t xml:space="preserve">Log all caught errors to Sentry from the service layer.</w:t>
       </w:r>
     </w:p>
     <w:p>
@@ -2111,61 +2146,7 @@
           <w:sz w:val="20"/>
           <w:szCs w:val="20"/>
         </w:rPr>
-        <w:t xml:space="preserve">Avoid unnecessary re-renders — profile with React DevTools before optimising.</w:t>
-      </w:r>
-    </w:p>
-    <w:p>
-      <w:pPr>
-        <w:pStyle w:val="ListParagraph"/>
-        <w:numPr>
-          <w:ilvl w:val="0"/>
-          <w:numId w:val="3"/>
-        </w:numPr>
-        <w:spacing w:before="40" w:after="40"/>
-      </w:pPr>
-      <w:r>
-        <w:rPr>
-          <w:rFonts w:ascii="Arial" w:cs="Arial" w:eastAsia="Arial" w:hAnsi="Arial"/>
-          <w:sz w:val="20"/>
-          <w:szCs w:val="20"/>
-        </w:rPr>
-        <w:t xml:space="preserve">Web Vitals targets: LCP &lt; 2.5s, FID &lt; 100ms, CLS &lt; 0.1. Measured via Lighthouse CI on every build.</w:t>
-      </w:r>
-    </w:p>
-    <w:p>
-      <w:pPr>
-        <w:pStyle w:val="ListParagraph"/>
-        <w:numPr>
-          <w:ilvl w:val="0"/>
-          <w:numId w:val="3"/>
-        </w:numPr>
-        <w:spacing w:before="40" w:after="40"/>
-      </w:pPr>
-      <w:r>
-        <w:rPr>
-          <w:rFonts w:ascii="Arial" w:cs="Arial" w:eastAsia="Arial" w:hAnsi="Arial"/>
-          <w:sz w:val="20"/>
-          <w:szCs w:val="20"/>
-        </w:rPr>
-        <w:t xml:space="preserve">Code-split large pages and heavy components using dynamic imports.</w:t>
-      </w:r>
-    </w:p>
-    <w:p>
-      <w:pPr>
-        <w:pStyle w:val="ListParagraph"/>
-        <w:numPr>
-          <w:ilvl w:val="0"/>
-          <w:numId w:val="3"/>
-        </w:numPr>
-        <w:spacing w:before="40" w:after="40"/>
-      </w:pPr>
-      <w:r>
-        <w:rPr>
-          <w:rFonts w:ascii="Arial" w:cs="Arial" w:eastAsia="Arial" w:hAnsi="Arial"/>
-          <w:sz w:val="20"/>
-          <w:szCs w:val="20"/>
-        </w:rPr>
-        <w:t xml:space="preserve">Minimise third-party scripts — each script added to the bundle must be justified.</w:t>
+        <w:t xml:space="preserve">Never log tokens, session data, or PII — device logs are accessible to other apps on non-production builds.</w:t>
       </w:r>
     </w:p>
     <w:p>
@@ -2193,9 +2174,1103 @@
           <w:sz w:val="28"/>
           <w:szCs w:val="28"/>
         </w:rPr>
-        <w:t xml:space="preserve">7. Testing Standards</w:t>
-      </w:r>
-    </w:p>
+        <w:t xml:space="preserve">8. Performance Standards</w:t>
+      </w:r>
+    </w:p>
+    <w:p>
+      <w:pPr>
+        <w:pStyle w:val="ListParagraph"/>
+        <w:numPr>
+          <w:ilvl w:val="0"/>
+          <w:numId w:val="3"/>
+        </w:numPr>
+        <w:spacing w:before="40" w:after="40"/>
+      </w:pPr>
+      <w:r>
+        <w:rPr>
+          <w:rFonts w:ascii="Arial" w:cs="Arial" w:eastAsia="Arial" w:hAnsi="Arial"/>
+          <w:sz w:val="20"/>
+          <w:szCs w:val="20"/>
+        </w:rPr>
+        <w:t xml:space="preserve">Avoid unnecessary re-renders — use React.memo, useMemo, and useCallback where appropriate.</w:t>
+      </w:r>
+    </w:p>
+    <w:p>
+      <w:pPr>
+        <w:pStyle w:val="ListParagraph"/>
+        <w:numPr>
+          <w:ilvl w:val="0"/>
+          <w:numId w:val="3"/>
+        </w:numPr>
+        <w:spacing w:before="40" w:after="40"/>
+      </w:pPr>
+      <w:r>
+        <w:rPr>
+          <w:rFonts w:ascii="Arial" w:cs="Arial" w:eastAsia="Arial" w:hAnsi="Arial"/>
+          <w:sz w:val="20"/>
+          <w:szCs w:val="20"/>
+        </w:rPr>
+        <w:t xml:space="preserve">Use FlatList or FlashList for long scrollable lists — never map over arrays into ScrollView for large datasets.</w:t>
+      </w:r>
+    </w:p>
+    <w:p>
+      <w:pPr>
+        <w:pStyle w:val="ListParagraph"/>
+        <w:numPr>
+          <w:ilvl w:val="0"/>
+          <w:numId w:val="3"/>
+        </w:numPr>
+        <w:spacing w:before="40" w:after="40"/>
+      </w:pPr>
+      <w:r>
+        <w:rPr>
+          <w:rFonts w:ascii="Arial" w:cs="Arial" w:eastAsia="Arial" w:hAnsi="Arial"/>
+          <w:sz w:val="20"/>
+          <w:szCs w:val="20"/>
+        </w:rPr>
+        <w:t xml:space="preserve">Optimise images — use appropriate resolutions per screen density, cache with a library like react-native-fast-image.</w:t>
+      </w:r>
+    </w:p>
+    <w:p>
+      <w:pPr>
+        <w:pStyle w:val="ListParagraph"/>
+        <w:numPr>
+          <w:ilvl w:val="0"/>
+          <w:numId w:val="3"/>
+        </w:numPr>
+        <w:spacing w:before="40" w:after="40"/>
+      </w:pPr>
+      <w:r>
+        <w:rPr>
+          <w:rFonts w:ascii="Arial" w:cs="Arial" w:eastAsia="Arial" w:hAnsi="Arial"/>
+          <w:sz w:val="20"/>
+          <w:szCs w:val="20"/>
+        </w:rPr>
+        <w:t xml:space="preserve">Use Hermes engine on both iOS and Android for improved startup time and reduced memory usage.</w:t>
+      </w:r>
+    </w:p>
+    <w:p>
+      <w:pPr>
+        <w:pStyle w:val="ListParagraph"/>
+        <w:numPr>
+          <w:ilvl w:val="0"/>
+          <w:numId w:val="3"/>
+        </w:numPr>
+        <w:spacing w:before="40" w:after="40"/>
+      </w:pPr>
+      <w:r>
+        <w:rPr>
+          <w:rFonts w:ascii="Arial" w:cs="Arial" w:eastAsia="Arial" w:hAnsi="Arial"/>
+          <w:sz w:val="20"/>
+          <w:szCs w:val="20"/>
+        </w:rPr>
+        <w:t xml:space="preserve">Profile with Flipper or React Native DevTools before optimising — never guess at performance issues.</w:t>
+      </w:r>
+    </w:p>
+    <w:p>
+      <w:pPr>
+        <w:spacing w:before="200" w:after="0"/>
+      </w:pPr>
+      <w:r>
+        <w:t xml:space="preserve"/>
+      </w:r>
+    </w:p>
+    <w:p>
+      <w:pPr>
+        <w:pStyle w:val="Heading1"/>
+        <w:pBdr>
+          <w:bottom w:val="single" w:color="2E75B6" w:sz="6" w:space="4"/>
+        </w:pBdr>
+        <w:spacing w:before="320" w:after="160"/>
+      </w:pPr>
+      <w:r>
+        <w:rPr>
+          <w:rFonts w:ascii="Arial" w:cs="Arial" w:eastAsia="Arial" w:hAnsi="Arial"/>
+          <w:b/>
+          <w:bCs/>
+          <w:color w:val="1F2D3D"/>
+          <w:sz w:val="28"/>
+          <w:szCs w:val="28"/>
+        </w:rPr>
+        <w:t xml:space="preserve">9. Testing Standards</w:t>
+      </w:r>
+    </w:p>
+    <w:tbl>
+      <w:tblPr>
+        <w:tblW w:type="dxa" w:w="9360"/>
+        <w:tblBorders>
+          <w:top w:val="single" w:color="auto" w:sz="4"/>
+          <w:left w:val="single" w:color="auto" w:sz="4"/>
+          <w:bottom w:val="single" w:color="auto" w:sz="4"/>
+          <w:right w:val="single" w:color="auto" w:sz="4"/>
+          <w:insideH w:val="single" w:color="auto" w:sz="4"/>
+          <w:insideV w:val="single" w:color="auto" w:sz="4"/>
+        </w:tblBorders>
+      </w:tblPr>
+      <w:tblGrid>
+        <w:gridCol w:w="3200"/>
+        <w:gridCol w:w="6160"/>
+      </w:tblGrid>
+      <w:tr>
+        <w:trPr>
+          <w:tblHeader/>
+        </w:trPr>
+        <w:tc>
+          <w:tcPr>
+            <w:tcW w:type="dxa" w:w="3200"/>
+            <w:tcBorders>
+              <w:top w:val="single" w:color="CCCCCC" w:sz="1"/>
+              <w:left w:val="single" w:color="CCCCCC" w:sz="1"/>
+              <w:bottom w:val="single" w:color="CCCCCC" w:sz="1"/>
+              <w:right w:val="single" w:color="CCCCCC" w:sz="1"/>
+            </w:tcBorders>
+            <w:shd w:fill="1F2D3D" w:val="clear"/>
+            <w:tcMar>
+              <w:top w:type="dxa" w:w="80"/>
+              <w:left w:type="dxa" w:w="120"/>
+              <w:bottom w:type="dxa" w:w="80"/>
+              <w:right w:type="dxa" w:w="120"/>
+            </w:tcMar>
+          </w:tcPr>
+          <w:p>
+            <w:r>
+              <w:rPr>
+                <w:rFonts w:ascii="Arial" w:cs="Arial" w:eastAsia="Arial" w:hAnsi="Arial"/>
+                <w:b/>
+                <w:bCs/>
+                <w:color w:val="FFFFFF"/>
+                <w:sz w:val="18"/>
+                <w:szCs w:val="18"/>
+              </w:rPr>
+              <w:t xml:space="preserve">Type</w:t>
+            </w:r>
+          </w:p>
+        </w:tc>
+        <w:tc>
+          <w:tcPr>
+            <w:tcW w:type="dxa" w:w="6160"/>
+            <w:tcBorders>
+              <w:top w:val="single" w:color="CCCCCC" w:sz="1"/>
+              <w:left w:val="single" w:color="CCCCCC" w:sz="1"/>
+              <w:bottom w:val="single" w:color="CCCCCC" w:sz="1"/>
+              <w:right w:val="single" w:color="CCCCCC" w:sz="1"/>
+            </w:tcBorders>
+            <w:shd w:fill="1F2D3D" w:val="clear"/>
+            <w:tcMar>
+              <w:top w:type="dxa" w:w="80"/>
+              <w:left w:type="dxa" w:w="120"/>
+              <w:bottom w:type="dxa" w:w="80"/>
+              <w:right w:type="dxa" w:w="120"/>
+            </w:tcMar>
+          </w:tcPr>
+          <w:p>
+            <w:r>
+              <w:rPr>
+                <w:rFonts w:ascii="Arial" w:cs="Arial" w:eastAsia="Arial" w:hAnsi="Arial"/>
+                <w:b/>
+                <w:bCs/>
+                <w:color w:val="FFFFFF"/>
+                <w:sz w:val="18"/>
+                <w:szCs w:val="18"/>
+              </w:rPr>
+              <w:t xml:space="preserve">Requirement</w:t>
+            </w:r>
+          </w:p>
+        </w:tc>
+      </w:tr>
+      <w:tr>
+        <w:tc>
+          <w:tcPr>
+            <w:tcW w:type="dxa" w:w="3200"/>
+            <w:tcBorders>
+              <w:top w:val="single" w:color="CCCCCC" w:sz="1"/>
+              <w:left w:val="single" w:color="CCCCCC" w:sz="1"/>
+              <w:bottom w:val="single" w:color="CCCCCC" w:sz="1"/>
+              <w:right w:val="single" w:color="CCCCCC" w:sz="1"/>
+            </w:tcBorders>
+            <w:shd w:fill="FFFFFF" w:val="clear"/>
+            <w:tcMar>
+              <w:top w:type="dxa" w:w="80"/>
+              <w:left w:type="dxa" w:w="120"/>
+              <w:bottom w:type="dxa" w:w="80"/>
+              <w:right w:type="dxa" w:w="120"/>
+            </w:tcMar>
+          </w:tcPr>
+          <w:p>
+            <w:r>
+              <w:rPr>
+                <w:rFonts w:ascii="Arial" w:cs="Arial" w:eastAsia="Arial" w:hAnsi="Arial"/>
+                <w:sz w:val="18"/>
+                <w:szCs w:val="18"/>
+              </w:rPr>
+              <w:t xml:space="preserve">Unit Tests (Jest)</w:t>
+            </w:r>
+          </w:p>
+        </w:tc>
+        <w:tc>
+          <w:tcPr>
+            <w:tcW w:type="dxa" w:w="6160"/>
+            <w:tcBorders>
+              <w:top w:val="single" w:color="CCCCCC" w:sz="1"/>
+              <w:left w:val="single" w:color="CCCCCC" w:sz="1"/>
+              <w:bottom w:val="single" w:color="CCCCCC" w:sz="1"/>
+              <w:right w:val="single" w:color="CCCCCC" w:sz="1"/>
+            </w:tcBorders>
+            <w:shd w:fill="FFFFFF" w:val="clear"/>
+            <w:tcMar>
+              <w:top w:type="dxa" w:w="80"/>
+              <w:left w:type="dxa" w:w="120"/>
+              <w:bottom w:type="dxa" w:w="80"/>
+              <w:right w:type="dxa" w:w="120"/>
+            </w:tcMar>
+          </w:tcPr>
+          <w:p>
+            <w:r>
+              <w:rPr>
+                <w:rFonts w:ascii="Arial" w:cs="Arial" w:eastAsia="Arial" w:hAnsi="Arial"/>
+                <w:sz w:val="18"/>
+                <w:szCs w:val="18"/>
+              </w:rPr>
+              <w:t xml:space="preserve">Required for all utility functions, custom hooks, and service layer logic. Each function must have passing tests before merge.</w:t>
+            </w:r>
+          </w:p>
+        </w:tc>
+      </w:tr>
+      <w:tr>
+        <w:tc>
+          <w:tcPr>
+            <w:tcW w:type="dxa" w:w="3200"/>
+            <w:tcBorders>
+              <w:top w:val="single" w:color="CCCCCC" w:sz="1"/>
+              <w:left w:val="single" w:color="CCCCCC" w:sz="1"/>
+              <w:bottom w:val="single" w:color="CCCCCC" w:sz="1"/>
+              <w:right w:val="single" w:color="CCCCCC" w:sz="1"/>
+            </w:tcBorders>
+            <w:shd w:fill="EBF3FA" w:val="clear"/>
+            <w:tcMar>
+              <w:top w:type="dxa" w:w="80"/>
+              <w:left w:type="dxa" w:w="120"/>
+              <w:bottom w:type="dxa" w:w="80"/>
+              <w:right w:type="dxa" w:w="120"/>
+            </w:tcMar>
+          </w:tcPr>
+          <w:p>
+            <w:r>
+              <w:rPr>
+                <w:rFonts w:ascii="Arial" w:cs="Arial" w:eastAsia="Arial" w:hAnsi="Arial"/>
+                <w:sz w:val="18"/>
+                <w:szCs w:val="18"/>
+              </w:rPr>
+              <w:t xml:space="preserve">Component Tests (RTL)</w:t>
+            </w:r>
+          </w:p>
+        </w:tc>
+        <w:tc>
+          <w:tcPr>
+            <w:tcW w:type="dxa" w:w="6160"/>
+            <w:tcBorders>
+              <w:top w:val="single" w:color="CCCCCC" w:sz="1"/>
+              <w:left w:val="single" w:color="CCCCCC" w:sz="1"/>
+              <w:bottom w:val="single" w:color="CCCCCC" w:sz="1"/>
+              <w:right w:val="single" w:color="CCCCCC" w:sz="1"/>
+            </w:tcBorders>
+            <w:shd w:fill="EBF3FA" w:val="clear"/>
+            <w:tcMar>
+              <w:top w:type="dxa" w:w="80"/>
+              <w:left w:type="dxa" w:w="120"/>
+              <w:bottom w:type="dxa" w:w="80"/>
+              <w:right w:type="dxa" w:w="120"/>
+            </w:tcMar>
+          </w:tcPr>
+          <w:p>
+            <w:r>
+              <w:rPr>
+                <w:rFonts w:ascii="Arial" w:cs="Arial" w:eastAsia="Arial" w:hAnsi="Arial"/>
+                <w:sz w:val="18"/>
+                <w:szCs w:val="18"/>
+              </w:rPr>
+              <w:t xml:space="preserve">Use React Testing Library for component behaviour testing.</w:t>
+            </w:r>
+          </w:p>
+        </w:tc>
+      </w:tr>
+      <w:tr>
+        <w:tc>
+          <w:tcPr>
+            <w:tcW w:type="dxa" w:w="3200"/>
+            <w:tcBorders>
+              <w:top w:val="single" w:color="CCCCCC" w:sz="1"/>
+              <w:left w:val="single" w:color="CCCCCC" w:sz="1"/>
+              <w:bottom w:val="single" w:color="CCCCCC" w:sz="1"/>
+              <w:right w:val="single" w:color="CCCCCC" w:sz="1"/>
+            </w:tcBorders>
+            <w:shd w:fill="FFFFFF" w:val="clear"/>
+            <w:tcMar>
+              <w:top w:type="dxa" w:w="80"/>
+              <w:left w:type="dxa" w:w="120"/>
+              <w:bottom w:type="dxa" w:w="80"/>
+              <w:right w:type="dxa" w:w="120"/>
+            </w:tcMar>
+          </w:tcPr>
+          <w:p>
+            <w:r>
+              <w:rPr>
+                <w:rFonts w:ascii="Arial" w:cs="Arial" w:eastAsia="Arial" w:hAnsi="Arial"/>
+                <w:sz w:val="18"/>
+                <w:szCs w:val="18"/>
+              </w:rPr>
+              <w:t xml:space="preserve">Mobile E2E (Detox / Maestro)</w:t>
+            </w:r>
+          </w:p>
+        </w:tc>
+        <w:tc>
+          <w:tcPr>
+            <w:tcW w:type="dxa" w:w="6160"/>
+            <w:tcBorders>
+              <w:top w:val="single" w:color="CCCCCC" w:sz="1"/>
+              <w:left w:val="single" w:color="CCCCCC" w:sz="1"/>
+              <w:bottom w:val="single" w:color="CCCCCC" w:sz="1"/>
+              <w:right w:val="single" w:color="CCCCCC" w:sz="1"/>
+            </w:tcBorders>
+            <w:shd w:fill="FFFFFF" w:val="clear"/>
+            <w:tcMar>
+              <w:top w:type="dxa" w:w="80"/>
+              <w:left w:type="dxa" w:w="120"/>
+              <w:bottom w:type="dxa" w:w="80"/>
+              <w:right w:type="dxa" w:w="120"/>
+            </w:tcMar>
+          </w:tcPr>
+          <w:p>
+            <w:r>
+              <w:rPr>
+                <w:rFonts w:ascii="Arial" w:cs="Arial" w:eastAsia="Arial" w:hAnsi="Arial"/>
+                <w:sz w:val="18"/>
+                <w:szCs w:val="18"/>
+              </w:rPr>
+              <w:t xml:space="preserve">Critical user flows must have mobile E2E coverage before every production release.</w:t>
+            </w:r>
+          </w:p>
+        </w:tc>
+      </w:tr>
+      <w:tr>
+        <w:tc>
+          <w:tcPr>
+            <w:tcW w:type="dxa" w:w="3200"/>
+            <w:tcBorders>
+              <w:top w:val="single" w:color="CCCCCC" w:sz="1"/>
+              <w:left w:val="single" w:color="CCCCCC" w:sz="1"/>
+              <w:bottom w:val="single" w:color="CCCCCC" w:sz="1"/>
+              <w:right w:val="single" w:color="CCCCCC" w:sz="1"/>
+            </w:tcBorders>
+            <w:shd w:fill="EBF3FA" w:val="clear"/>
+            <w:tcMar>
+              <w:top w:type="dxa" w:w="80"/>
+              <w:left w:type="dxa" w:w="120"/>
+              <w:bottom w:type="dxa" w:w="80"/>
+              <w:right w:type="dxa" w:w="120"/>
+            </w:tcMar>
+          </w:tcPr>
+          <w:p>
+            <w:r>
+              <w:rPr>
+                <w:rFonts w:ascii="Arial" w:cs="Arial" w:eastAsia="Arial" w:hAnsi="Arial"/>
+                <w:sz w:val="18"/>
+                <w:szCs w:val="18"/>
+              </w:rPr>
+              <w:t xml:space="preserve">Device Testing</w:t>
+            </w:r>
+          </w:p>
+        </w:tc>
+        <w:tc>
+          <w:tcPr>
+            <w:tcW w:type="dxa" w:w="6160"/>
+            <w:tcBorders>
+              <w:top w:val="single" w:color="CCCCCC" w:sz="1"/>
+              <w:left w:val="single" w:color="CCCCCC" w:sz="1"/>
+              <w:bottom w:val="single" w:color="CCCCCC" w:sz="1"/>
+              <w:right w:val="single" w:color="CCCCCC" w:sz="1"/>
+            </w:tcBorders>
+            <w:shd w:fill="EBF3FA" w:val="clear"/>
+            <w:tcMar>
+              <w:top w:type="dxa" w:w="80"/>
+              <w:left w:type="dxa" w:w="120"/>
+              <w:bottom w:type="dxa" w:w="80"/>
+              <w:right w:type="dxa" w:w="120"/>
+            </w:tcMar>
+          </w:tcPr>
+          <w:p>
+            <w:r>
+              <w:rPr>
+                <w:rFonts w:ascii="Arial" w:cs="Arial" w:eastAsia="Arial" w:hAnsi="Arial"/>
+                <w:sz w:val="18"/>
+                <w:szCs w:val="18"/>
+              </w:rPr>
+              <w:t xml:space="preserve">Test on real devices (iOS and Android) before every production release — simulator alone is not sufficient.</w:t>
+            </w:r>
+          </w:p>
+        </w:tc>
+      </w:tr>
+      <w:tr>
+        <w:tc>
+          <w:tcPr>
+            <w:tcW w:type="dxa" w:w="3200"/>
+            <w:tcBorders>
+              <w:top w:val="single" w:color="CCCCCC" w:sz="1"/>
+              <w:left w:val="single" w:color="CCCCCC" w:sz="1"/>
+              <w:bottom w:val="single" w:color="CCCCCC" w:sz="1"/>
+              <w:right w:val="single" w:color="CCCCCC" w:sz="1"/>
+            </w:tcBorders>
+            <w:shd w:fill="FFFFFF" w:val="clear"/>
+            <w:tcMar>
+              <w:top w:type="dxa" w:w="80"/>
+              <w:left w:type="dxa" w:w="120"/>
+              <w:bottom w:type="dxa" w:w="80"/>
+              <w:right w:type="dxa" w:w="120"/>
+            </w:tcMar>
+          </w:tcPr>
+          <w:p>
+            <w:r>
+              <w:rPr>
+                <w:rFonts w:ascii="Arial" w:cs="Arial" w:eastAsia="Arial" w:hAnsi="Arial"/>
+                <w:sz w:val="18"/>
+                <w:szCs w:val="18"/>
+              </w:rPr>
+              <w:t xml:space="preserve">Beta Distribution</w:t>
+            </w:r>
+          </w:p>
+        </w:tc>
+        <w:tc>
+          <w:tcPr>
+            <w:tcW w:type="dxa" w:w="6160"/>
+            <w:tcBorders>
+              <w:top w:val="single" w:color="CCCCCC" w:sz="1"/>
+              <w:left w:val="single" w:color="CCCCCC" w:sz="1"/>
+              <w:bottom w:val="single" w:color="CCCCCC" w:sz="1"/>
+              <w:right w:val="single" w:color="CCCCCC" w:sz="1"/>
+            </w:tcBorders>
+            <w:shd w:fill="FFFFFF" w:val="clear"/>
+            <w:tcMar>
+              <w:top w:type="dxa" w:w="80"/>
+              <w:left w:type="dxa" w:w="120"/>
+              <w:bottom w:type="dxa" w:w="80"/>
+              <w:right w:type="dxa" w:w="120"/>
+            </w:tcMar>
+          </w:tcPr>
+          <w:p>
+            <w:r>
+              <w:rPr>
+                <w:rFonts w:ascii="Arial" w:cs="Arial" w:eastAsia="Arial" w:hAnsi="Arial"/>
+                <w:sz w:val="18"/>
+                <w:szCs w:val="18"/>
+              </w:rPr>
+              <w:t xml:space="preserve">iOS via TestFlight. Android via Google Play Internal Release. QA Lead and Project Manager must sign off before store submission.</w:t>
+            </w:r>
+          </w:p>
+        </w:tc>
+      </w:tr>
+      <w:tr>
+        <w:tc>
+          <w:tcPr>
+            <w:tcW w:type="dxa" w:w="3200"/>
+            <w:tcBorders>
+              <w:top w:val="single" w:color="CCCCCC" w:sz="1"/>
+              <w:left w:val="single" w:color="CCCCCC" w:sz="1"/>
+              <w:bottom w:val="single" w:color="CCCCCC" w:sz="1"/>
+              <w:right w:val="single" w:color="CCCCCC" w:sz="1"/>
+            </w:tcBorders>
+            <w:shd w:fill="EBF3FA" w:val="clear"/>
+            <w:tcMar>
+              <w:top w:type="dxa" w:w="80"/>
+              <w:left w:type="dxa" w:w="120"/>
+              <w:bottom w:type="dxa" w:w="80"/>
+              <w:right w:type="dxa" w:w="120"/>
+            </w:tcMar>
+          </w:tcPr>
+          <w:p>
+            <w:r>
+              <w:rPr>
+                <w:rFonts w:ascii="Arial" w:cs="Arial" w:eastAsia="Arial" w:hAnsi="Arial"/>
+                <w:sz w:val="18"/>
+                <w:szCs w:val="18"/>
+              </w:rPr>
+              <w:t xml:space="preserve">Snapshot Tests</w:t>
+            </w:r>
+          </w:p>
+        </w:tc>
+        <w:tc>
+          <w:tcPr>
+            <w:tcW w:type="dxa" w:w="6160"/>
+            <w:tcBorders>
+              <w:top w:val="single" w:color="CCCCCC" w:sz="1"/>
+              <w:left w:val="single" w:color="CCCCCC" w:sz="1"/>
+              <w:bottom w:val="single" w:color="CCCCCC" w:sz="1"/>
+              <w:right w:val="single" w:color="CCCCCC" w:sz="1"/>
+            </w:tcBorders>
+            <w:shd w:fill="EBF3FA" w:val="clear"/>
+            <w:tcMar>
+              <w:top w:type="dxa" w:w="80"/>
+              <w:left w:type="dxa" w:w="120"/>
+              <w:bottom w:type="dxa" w:w="80"/>
+              <w:right w:type="dxa" w:w="120"/>
+            </w:tcMar>
+          </w:tcPr>
+          <w:p>
+            <w:r>
+              <w:rPr>
+                <w:rFonts w:ascii="Arial" w:cs="Arial" w:eastAsia="Arial" w:hAnsi="Arial"/>
+                <w:sz w:val="18"/>
+                <w:szCs w:val="18"/>
+              </w:rPr>
+              <w:t xml:space="preserve">Used sparingly for stable UI components only. Never as a substitute for behavioural tests.</w:t>
+            </w:r>
+          </w:p>
+        </w:tc>
+      </w:tr>
+      <w:tr>
+        <w:tc>
+          <w:tcPr>
+            <w:tcW w:type="dxa" w:w="3200"/>
+            <w:tcBorders>
+              <w:top w:val="single" w:color="CCCCCC" w:sz="1"/>
+              <w:left w:val="single" w:color="CCCCCC" w:sz="1"/>
+              <w:bottom w:val="single" w:color="CCCCCC" w:sz="1"/>
+              <w:right w:val="single" w:color="CCCCCC" w:sz="1"/>
+            </w:tcBorders>
+            <w:shd w:fill="FFFFFF" w:val="clear"/>
+            <w:tcMar>
+              <w:top w:type="dxa" w:w="80"/>
+              <w:left w:type="dxa" w:w="120"/>
+              <w:bottom w:type="dxa" w:w="80"/>
+              <w:right w:type="dxa" w:w="120"/>
+            </w:tcMar>
+          </w:tcPr>
+          <w:p>
+            <w:r>
+              <w:rPr>
+                <w:rFonts w:ascii="Arial" w:cs="Arial" w:eastAsia="Arial" w:hAnsi="Arial"/>
+                <w:sz w:val="18"/>
+                <w:szCs w:val="18"/>
+              </w:rPr>
+              <w:t xml:space="preserve">SonarQube Quality Gate</w:t>
+            </w:r>
+          </w:p>
+        </w:tc>
+        <w:tc>
+          <w:tcPr>
+            <w:tcW w:type="dxa" w:w="6160"/>
+            <w:tcBorders>
+              <w:top w:val="single" w:color="CCCCCC" w:sz="1"/>
+              <w:left w:val="single" w:color="CCCCCC" w:sz="1"/>
+              <w:bottom w:val="single" w:color="CCCCCC" w:sz="1"/>
+              <w:right w:val="single" w:color="CCCCCC" w:sz="1"/>
+            </w:tcBorders>
+            <w:shd w:fill="FFFFFF" w:val="clear"/>
+            <w:tcMar>
+              <w:top w:type="dxa" w:w="80"/>
+              <w:left w:type="dxa" w:w="120"/>
+              <w:bottom w:type="dxa" w:w="80"/>
+              <w:right w:type="dxa" w:w="120"/>
+            </w:tcMar>
+          </w:tcPr>
+          <w:p>
+            <w:r>
+              <w:rPr>
+                <w:rFonts w:ascii="Arial" w:cs="Arial" w:eastAsia="Arial" w:hAnsi="Arial"/>
+                <w:sz w:val="18"/>
+                <w:szCs w:val="18"/>
+              </w:rPr>
+              <w:t xml:space="preserve">Must pass before any branch is eligible for merge.</w:t>
+            </w:r>
+          </w:p>
+        </w:tc>
+      </w:tr>
+      <w:tr>
+        <w:tc>
+          <w:tcPr>
+            <w:tcW w:type="dxa" w:w="3200"/>
+            <w:tcBorders>
+              <w:top w:val="single" w:color="CCCCCC" w:sz="1"/>
+              <w:left w:val="single" w:color="CCCCCC" w:sz="1"/>
+              <w:bottom w:val="single" w:color="CCCCCC" w:sz="1"/>
+              <w:right w:val="single" w:color="CCCCCC" w:sz="1"/>
+            </w:tcBorders>
+            <w:shd w:fill="EBF3FA" w:val="clear"/>
+            <w:tcMar>
+              <w:top w:type="dxa" w:w="80"/>
+              <w:left w:type="dxa" w:w="120"/>
+              <w:bottom w:type="dxa" w:w="80"/>
+              <w:right w:type="dxa" w:w="120"/>
+            </w:tcMar>
+          </w:tcPr>
+          <w:p>
+            <w:r>
+              <w:rPr>
+                <w:rFonts w:ascii="Arial" w:cs="Arial" w:eastAsia="Arial" w:hAnsi="Arial"/>
+                <w:sz w:val="18"/>
+                <w:szCs w:val="18"/>
+              </w:rPr>
+              <w:t xml:space="preserve">SAST / SCA</w:t>
+            </w:r>
+          </w:p>
+        </w:tc>
+        <w:tc>
+          <w:tcPr>
+            <w:tcW w:type="dxa" w:w="6160"/>
+            <w:tcBorders>
+              <w:top w:val="single" w:color="CCCCCC" w:sz="1"/>
+              <w:left w:val="single" w:color="CCCCCC" w:sz="1"/>
+              <w:bottom w:val="single" w:color="CCCCCC" w:sz="1"/>
+              <w:right w:val="single" w:color="CCCCCC" w:sz="1"/>
+            </w:tcBorders>
+            <w:shd w:fill="EBF3FA" w:val="clear"/>
+            <w:tcMar>
+              <w:top w:type="dxa" w:w="80"/>
+              <w:left w:type="dxa" w:w="120"/>
+              <w:bottom w:type="dxa" w:w="80"/>
+              <w:right w:type="dxa" w:w="120"/>
+            </w:tcMar>
+          </w:tcPr>
+          <w:p>
+            <w:r>
+              <w:rPr>
+                <w:rFonts w:ascii="Arial" w:cs="Arial" w:eastAsia="Arial" w:hAnsi="Arial"/>
+                <w:sz w:val="18"/>
+                <w:szCs w:val="18"/>
+              </w:rPr>
+              <w:t xml:space="preserve">Mandatory on every PR. Owned by Tech Lead.</w:t>
+            </w:r>
+          </w:p>
+        </w:tc>
+      </w:tr>
+    </w:tbl>
+    <w:p>
+      <w:pPr>
+        <w:spacing w:before="80" w:after="0"/>
+      </w:pPr>
+      <w:r>
+        <w:t xml:space="preserve"/>
+      </w:r>
+    </w:p>
+    <w:tbl>
+      <w:tblPr>
+        <w:tblW w:type="dxa" w:w="9360"/>
+        <w:tblBorders>
+          <w:top w:val="single" w:color="auto" w:sz="4"/>
+          <w:left w:val="single" w:color="auto" w:sz="4"/>
+          <w:bottom w:val="single" w:color="auto" w:sz="4"/>
+          <w:right w:val="single" w:color="auto" w:sz="4"/>
+          <w:insideH w:val="single" w:color="auto" w:sz="4"/>
+          <w:insideV w:val="single" w:color="auto" w:sz="4"/>
+        </w:tblBorders>
+      </w:tblPr>
+      <w:tblGrid>
+        <w:gridCol w:w="9360"/>
+      </w:tblGrid>
+      <w:tr>
+        <w:tc>
+          <w:tcPr>
+            <w:tcBorders>
+              <w:top w:val="single" w:color="2E75B6" w:sz="3"/>
+              <w:left w:val="single" w:color="2E75B6" w:sz="12"/>
+              <w:bottom w:val="single" w:color="2E75B6" w:sz="3"/>
+              <w:right w:val="none" w:color="FFFFFF" w:sz="0"/>
+            </w:tcBorders>
+            <w:shd w:fill="EBF3FA" w:val="clear"/>
+            <w:tcMar>
+              <w:top w:type="dxa" w:w="100"/>
+              <w:left w:type="dxa" w:w="180"/>
+              <w:bottom w:type="dxa" w:w="100"/>
+              <w:right w:type="dxa" w:w="120"/>
+            </w:tcMar>
+          </w:tcPr>
+          <w:p>
+            <w:r>
+              <w:rPr>
+                <w:rFonts w:ascii="Arial" w:cs="Arial" w:eastAsia="Arial" w:hAnsi="Arial"/>
+                <w:i/>
+                <w:iCs/>
+                <w:color w:val="1F2D3D"/>
+                <w:sz w:val="18"/>
+                <w:szCs w:val="18"/>
+              </w:rPr>
+              <w:t xml:space="preserve">Test file naming: [ComponentName].test.tsx / [hook].test.ts. Tests must live alongside the file they test or in a __tests__ folder. All tests must run in CI without manual setup.</w:t>
+            </w:r>
+          </w:p>
+        </w:tc>
+      </w:tr>
+    </w:tbl>
+    <w:p>
+      <w:pPr>
+        <w:spacing w:before="200" w:after="0"/>
+      </w:pPr>
+      <w:r>
+        <w:t xml:space="preserve"/>
+      </w:r>
+    </w:p>
+    <w:p>
+      <w:pPr>
+        <w:pStyle w:val="Heading1"/>
+        <w:pBdr>
+          <w:bottom w:val="single" w:color="2E75B6" w:sz="6" w:space="4"/>
+        </w:pBdr>
+        <w:spacing w:before="320" w:after="160"/>
+      </w:pPr>
+      <w:r>
+        <w:rPr>
+          <w:rFonts w:ascii="Arial" w:cs="Arial" w:eastAsia="Arial" w:hAnsi="Arial"/>
+          <w:b/>
+          <w:bCs/>
+          <w:color w:val="1F2D3D"/>
+          <w:sz w:val="28"/>
+          <w:szCs w:val="28"/>
+        </w:rPr>
+        <w:t xml:space="preserve">10. Beta &amp; Release Process</w:t>
+      </w:r>
+    </w:p>
+    <w:tbl>
+      <w:tblPr>
+        <w:tblW w:type="dxa" w:w="9360"/>
+        <w:tblBorders>
+          <w:top w:val="single" w:color="auto" w:sz="4"/>
+          <w:left w:val="single" w:color="auto" w:sz="4"/>
+          <w:bottom w:val="single" w:color="auto" w:sz="4"/>
+          <w:right w:val="single" w:color="auto" w:sz="4"/>
+          <w:insideH w:val="single" w:color="auto" w:sz="4"/>
+          <w:insideV w:val="single" w:color="auto" w:sz="4"/>
+        </w:tblBorders>
+      </w:tblPr>
+      <w:tblGrid>
+        <w:gridCol w:w="1600"/>
+        <w:gridCol w:w="2800"/>
+        <w:gridCol w:w="4960"/>
+      </w:tblGrid>
+      <w:tr>
+        <w:trPr>
+          <w:tblHeader/>
+        </w:trPr>
+        <w:tc>
+          <w:tcPr>
+            <w:tcW w:type="dxa" w:w="1600"/>
+            <w:tcBorders>
+              <w:top w:val="single" w:color="CCCCCC" w:sz="1"/>
+              <w:left w:val="single" w:color="CCCCCC" w:sz="1"/>
+              <w:bottom w:val="single" w:color="CCCCCC" w:sz="1"/>
+              <w:right w:val="single" w:color="CCCCCC" w:sz="1"/>
+            </w:tcBorders>
+            <w:shd w:fill="1F2D3D" w:val="clear"/>
+            <w:tcMar>
+              <w:top w:type="dxa" w:w="80"/>
+              <w:left w:type="dxa" w:w="120"/>
+              <w:bottom w:type="dxa" w:w="80"/>
+              <w:right w:type="dxa" w:w="120"/>
+            </w:tcMar>
+          </w:tcPr>
+          <w:p>
+            <w:r>
+              <w:rPr>
+                <w:rFonts w:ascii="Arial" w:cs="Arial" w:eastAsia="Arial" w:hAnsi="Arial"/>
+                <w:b/>
+                <w:bCs/>
+                <w:color w:val="FFFFFF"/>
+                <w:sz w:val="18"/>
+                <w:szCs w:val="18"/>
+              </w:rPr>
+              <w:t xml:space="preserve">Platform</w:t>
+            </w:r>
+          </w:p>
+        </w:tc>
+        <w:tc>
+          <w:tcPr>
+            <w:tcW w:type="dxa" w:w="2800"/>
+            <w:tcBorders>
+              <w:top w:val="single" w:color="CCCCCC" w:sz="1"/>
+              <w:left w:val="single" w:color="CCCCCC" w:sz="1"/>
+              <w:bottom w:val="single" w:color="CCCCCC" w:sz="1"/>
+              <w:right w:val="single" w:color="CCCCCC" w:sz="1"/>
+            </w:tcBorders>
+            <w:shd w:fill="1F2D3D" w:val="clear"/>
+            <w:tcMar>
+              <w:top w:type="dxa" w:w="80"/>
+              <w:left w:type="dxa" w:w="120"/>
+              <w:bottom w:type="dxa" w:w="80"/>
+              <w:right w:type="dxa" w:w="120"/>
+            </w:tcMar>
+          </w:tcPr>
+          <w:p>
+            <w:r>
+              <w:rPr>
+                <w:rFonts w:ascii="Arial" w:cs="Arial" w:eastAsia="Arial" w:hAnsi="Arial"/>
+                <w:b/>
+                <w:bCs/>
+                <w:color w:val="FFFFFF"/>
+                <w:sz w:val="18"/>
+                <w:szCs w:val="18"/>
+              </w:rPr>
+              <w:t xml:space="preserve">Beta Channel</w:t>
+            </w:r>
+          </w:p>
+        </w:tc>
+        <w:tc>
+          <w:tcPr>
+            <w:tcW w:type="dxa" w:w="4960"/>
+            <w:tcBorders>
+              <w:top w:val="single" w:color="CCCCCC" w:sz="1"/>
+              <w:left w:val="single" w:color="CCCCCC" w:sz="1"/>
+              <w:bottom w:val="single" w:color="CCCCCC" w:sz="1"/>
+              <w:right w:val="single" w:color="CCCCCC" w:sz="1"/>
+            </w:tcBorders>
+            <w:shd w:fill="1F2D3D" w:val="clear"/>
+            <w:tcMar>
+              <w:top w:type="dxa" w:w="80"/>
+              <w:left w:type="dxa" w:w="120"/>
+              <w:bottom w:type="dxa" w:w="80"/>
+              <w:right w:type="dxa" w:w="120"/>
+            </w:tcMar>
+          </w:tcPr>
+          <w:p>
+            <w:r>
+              <w:rPr>
+                <w:rFonts w:ascii="Arial" w:cs="Arial" w:eastAsia="Arial" w:hAnsi="Arial"/>
+                <w:b/>
+                <w:bCs/>
+                <w:color w:val="FFFFFF"/>
+                <w:sz w:val="18"/>
+                <w:szCs w:val="18"/>
+              </w:rPr>
+              <w:t xml:space="preserve">Notes</w:t>
+            </w:r>
+          </w:p>
+        </w:tc>
+      </w:tr>
+      <w:tr>
+        <w:tc>
+          <w:tcPr>
+            <w:tcW w:type="dxa" w:w="1600"/>
+            <w:tcBorders>
+              <w:top w:val="single" w:color="CCCCCC" w:sz="1"/>
+              <w:left w:val="single" w:color="CCCCCC" w:sz="1"/>
+              <w:bottom w:val="single" w:color="CCCCCC" w:sz="1"/>
+              <w:right w:val="single" w:color="CCCCCC" w:sz="1"/>
+            </w:tcBorders>
+            <w:shd w:fill="FFFFFF" w:val="clear"/>
+            <w:tcMar>
+              <w:top w:type="dxa" w:w="80"/>
+              <w:left w:type="dxa" w:w="120"/>
+              <w:bottom w:type="dxa" w:w="80"/>
+              <w:right w:type="dxa" w:w="120"/>
+            </w:tcMar>
+          </w:tcPr>
+          <w:p>
+            <w:r>
+              <w:rPr>
+                <w:rFonts w:ascii="Arial" w:cs="Arial" w:eastAsia="Arial" w:hAnsi="Arial"/>
+                <w:sz w:val="18"/>
+                <w:szCs w:val="18"/>
+              </w:rPr>
+              <w:t xml:space="preserve">iOS</w:t>
+            </w:r>
+          </w:p>
+        </w:tc>
+        <w:tc>
+          <w:tcPr>
+            <w:tcW w:type="dxa" w:w="2800"/>
+            <w:tcBorders>
+              <w:top w:val="single" w:color="CCCCCC" w:sz="1"/>
+              <w:left w:val="single" w:color="CCCCCC" w:sz="1"/>
+              <w:bottom w:val="single" w:color="CCCCCC" w:sz="1"/>
+              <w:right w:val="single" w:color="CCCCCC" w:sz="1"/>
+            </w:tcBorders>
+            <w:shd w:fill="FFFFFF" w:val="clear"/>
+            <w:tcMar>
+              <w:top w:type="dxa" w:w="80"/>
+              <w:left w:type="dxa" w:w="120"/>
+              <w:bottom w:type="dxa" w:w="80"/>
+              <w:right w:type="dxa" w:w="120"/>
+            </w:tcMar>
+          </w:tcPr>
+          <w:p>
+            <w:r>
+              <w:rPr>
+                <w:rFonts w:ascii="Arial" w:cs="Arial" w:eastAsia="Arial" w:hAnsi="Arial"/>
+                <w:sz w:val="18"/>
+                <w:szCs w:val="18"/>
+              </w:rPr>
+              <w:t xml:space="preserve">TestFlight</w:t>
+            </w:r>
+          </w:p>
+        </w:tc>
+        <w:tc>
+          <w:tcPr>
+            <w:tcW w:type="dxa" w:w="4960"/>
+            <w:tcBorders>
+              <w:top w:val="single" w:color="CCCCCC" w:sz="1"/>
+              <w:left w:val="single" w:color="CCCCCC" w:sz="1"/>
+              <w:bottom w:val="single" w:color="CCCCCC" w:sz="1"/>
+              <w:right w:val="single" w:color="CCCCCC" w:sz="1"/>
+            </w:tcBorders>
+            <w:shd w:fill="FFFFFF" w:val="clear"/>
+            <w:tcMar>
+              <w:top w:type="dxa" w:w="80"/>
+              <w:left w:type="dxa" w:w="120"/>
+              <w:bottom w:type="dxa" w:w="80"/>
+              <w:right w:type="dxa" w:w="120"/>
+            </w:tcMar>
+          </w:tcPr>
+          <w:p>
+            <w:r>
+              <w:rPr>
+                <w:rFonts w:ascii="Arial" w:cs="Arial" w:eastAsia="Arial" w:hAnsi="Arial"/>
+                <w:sz w:val="18"/>
+                <w:szCs w:val="18"/>
+              </w:rPr>
+              <w:t xml:space="preserve">Internal testers receive builds immediately. External testers require Apple review (~1 day). Build expiry: 90 days.</w:t>
+            </w:r>
+          </w:p>
+        </w:tc>
+      </w:tr>
+      <w:tr>
+        <w:tc>
+          <w:tcPr>
+            <w:tcW w:type="dxa" w:w="1600"/>
+            <w:tcBorders>
+              <w:top w:val="single" w:color="CCCCCC" w:sz="1"/>
+              <w:left w:val="single" w:color="CCCCCC" w:sz="1"/>
+              <w:bottom w:val="single" w:color="CCCCCC" w:sz="1"/>
+              <w:right w:val="single" w:color="CCCCCC" w:sz="1"/>
+            </w:tcBorders>
+            <w:shd w:fill="EBF3FA" w:val="clear"/>
+            <w:tcMar>
+              <w:top w:type="dxa" w:w="80"/>
+              <w:left w:type="dxa" w:w="120"/>
+              <w:bottom w:type="dxa" w:w="80"/>
+              <w:right w:type="dxa" w:w="120"/>
+            </w:tcMar>
+          </w:tcPr>
+          <w:p>
+            <w:r>
+              <w:rPr>
+                <w:rFonts w:ascii="Arial" w:cs="Arial" w:eastAsia="Arial" w:hAnsi="Arial"/>
+                <w:sz w:val="18"/>
+                <w:szCs w:val="18"/>
+              </w:rPr>
+              <w:t xml:space="preserve">Android</w:t>
+            </w:r>
+          </w:p>
+        </w:tc>
+        <w:tc>
+          <w:tcPr>
+            <w:tcW w:type="dxa" w:w="2800"/>
+            <w:tcBorders>
+              <w:top w:val="single" w:color="CCCCCC" w:sz="1"/>
+              <w:left w:val="single" w:color="CCCCCC" w:sz="1"/>
+              <w:bottom w:val="single" w:color="CCCCCC" w:sz="1"/>
+              <w:right w:val="single" w:color="CCCCCC" w:sz="1"/>
+            </w:tcBorders>
+            <w:shd w:fill="EBF3FA" w:val="clear"/>
+            <w:tcMar>
+              <w:top w:type="dxa" w:w="80"/>
+              <w:left w:type="dxa" w:w="120"/>
+              <w:bottom w:type="dxa" w:w="80"/>
+              <w:right w:type="dxa" w:w="120"/>
+            </w:tcMar>
+          </w:tcPr>
+          <w:p>
+            <w:r>
+              <w:rPr>
+                <w:rFonts w:ascii="Arial" w:cs="Arial" w:eastAsia="Arial" w:hAnsi="Arial"/>
+                <w:sz w:val="18"/>
+                <w:szCs w:val="18"/>
+              </w:rPr>
+              <w:t xml:space="preserve">Google Play Internal Release</w:t>
+            </w:r>
+          </w:p>
+        </w:tc>
+        <w:tc>
+          <w:tcPr>
+            <w:tcW w:type="dxa" w:w="4960"/>
+            <w:tcBorders>
+              <w:top w:val="single" w:color="CCCCCC" w:sz="1"/>
+              <w:left w:val="single" w:color="CCCCCC" w:sz="1"/>
+              <w:bottom w:val="single" w:color="CCCCCC" w:sz="1"/>
+              <w:right w:val="single" w:color="CCCCCC" w:sz="1"/>
+            </w:tcBorders>
+            <w:shd w:fill="EBF3FA" w:val="clear"/>
+            <w:tcMar>
+              <w:top w:type="dxa" w:w="80"/>
+              <w:left w:type="dxa" w:w="120"/>
+              <w:bottom w:type="dxa" w:w="80"/>
+              <w:right w:type="dxa" w:w="120"/>
+            </w:tcMar>
+          </w:tcPr>
+          <w:p>
+            <w:r>
+              <w:rPr>
+                <w:rFonts w:ascii="Arial" w:cs="Arial" w:eastAsia="Arial" w:hAnsi="Arial"/>
+                <w:sz w:val="18"/>
+                <w:szCs w:val="18"/>
+              </w:rPr>
+              <w:t xml:space="preserve">Available to up to 100 internal testers immediately. No review required for internal track.</w:t>
+            </w:r>
+          </w:p>
+        </w:tc>
+      </w:tr>
+    </w:tbl>
+    <w:p>
+      <w:pPr>
+        <w:spacing w:before="80" w:after="0"/>
+      </w:pPr>
+      <w:r>
+        <w:t xml:space="preserve"/>
+      </w:r>
+    </w:p>
+    <w:tbl>
+      <w:tblPr>
+        <w:tblW w:type="dxa" w:w="9360"/>
+        <w:tblBorders>
+          <w:top w:val="single" w:color="auto" w:sz="4"/>
+          <w:left w:val="single" w:color="auto" w:sz="4"/>
+          <w:bottom w:val="single" w:color="auto" w:sz="4"/>
+          <w:right w:val="single" w:color="auto" w:sz="4"/>
+          <w:insideH w:val="single" w:color="auto" w:sz="4"/>
+          <w:insideV w:val="single" w:color="auto" w:sz="4"/>
+        </w:tblBorders>
+      </w:tblPr>
+      <w:tblGrid>
+        <w:gridCol w:w="9360"/>
+      </w:tblGrid>
+      <w:tr>
+        <w:tc>
+          <w:tcPr>
+            <w:tcBorders>
+              <w:top w:val="single" w:color="2E75B6" w:sz="3"/>
+              <w:left w:val="single" w:color="2E75B6" w:sz="12"/>
+              <w:bottom w:val="single" w:color="2E75B6" w:sz="3"/>
+              <w:right w:val="none" w:color="FFFFFF" w:sz="0"/>
+            </w:tcBorders>
+            <w:shd w:fill="EBF3FA" w:val="clear"/>
+            <w:tcMar>
+              <w:top w:type="dxa" w:w="100"/>
+              <w:left w:type="dxa" w:w="180"/>
+              <w:bottom w:type="dxa" w:w="100"/>
+              <w:right w:type="dxa" w:w="120"/>
+            </w:tcMar>
+          </w:tcPr>
+          <w:p>
+            <w:r>
+              <w:rPr>
+                <w:rFonts w:ascii="Arial" w:cs="Arial" w:eastAsia="Arial" w:hAnsi="Arial"/>
+                <w:i/>
+                <w:iCs/>
+                <w:color w:val="1F2D3D"/>
+                <w:sz w:val="18"/>
+                <w:szCs w:val="18"/>
+              </w:rPr>
+              <w:t xml:space="preserve">Refer to 06_Deployment_Document_Technyx.docx Section 8 for the full mobile deployment runbook including build signing, hotfix process, and App Store submission steps.</w:t>
+            </w:r>
+          </w:p>
+        </w:tc>
+      </w:tr>
+    </w:tbl>
     <w:p>
       <w:pPr>
         <w:spacing w:before="400" w:after="0"/>
@@ -2221,7 +3296,7 @@
           <w:sz w:val="18"/>
           <w:szCs w:val="18"/>
         </w:rPr>
-        <w:t xml:space="preserve">— End of SOP — Coding (Next.js / React Native) —</w:t>
+        <w:t xml:space="preserve">— End of SOP — Coding (React Native) —</w:t>
       </w:r>
     </w:p>
     <w:p>
@@ -2369,7 +3444,7 @@
               <w:sz w:val="16"/>
               <w:szCs w:val="16"/>
             </w:rPr>
-            <w:t xml:space="preserve">SOP — Coding (Next.js / React Native)</w:t>
+            <w:t xml:space="preserve">SOP — Coding (React Native)</w:t>
           </w:r>
         </w:p>
       </w:tc>
